--- a/public/templates/ai-scenario-dvor-1150.docx
+++ b/public/templates/ai-scenario-dvor-1150.docx
@@ -7,7 +7,7 @@
         <w:pStyle w:val="Title"/>
       </w:pPr>
       <w:r>
-        <w:t>Tài liệu tạo kịch bản AI — DVOR 1150</w:t>
+        <w:t>Mẫu thông số nền — DVOR 1150</w:t>
       </w:r>
     </w:p>
     <w:p>
@@ -15,7 +15,7 @@
         <w:pStyle w:val="Subtitle"/>
       </w:pPr>
       <w:r>
-        <w:t>Mẫu thông số Scenario Parameters • Có thể chỉnh sửa bằng Word</w:t>
+        <w:t>Tài liệu tham chiếu mặc định • Chỉnh sửa trực tiếp bằng Word</w:t>
       </w:r>
     </w:p>
     <w:p>
@@ -23,32 +23,47 @@
         <w:pStyle w:val="Heading1"/>
       </w:pPr>
       <w:r>
-        <w:t>Cách dùng</w:t>
+        <w:t>A. Cách dùng và nguồn</w:t>
       </w:r>
     </w:p>
     <w:p>
       <w:r>
-        <w:t>1. Điền thông tin, mục tiêu và nguồn thật. Chọn lỗi simulator đã hỗ trợ; chưa có manual thì ghi rõ chưa cung cấp nguồn kỹ thuật.</w:t>
+        <w:t>Bạn không phải viết toàn bộ kịch bản trong Word. Tài liệu này chỉ cung cấp thông số nền/tham chiếu cho đúng thiết bị DVOR 1150. Có thể tải manual có lớp chữ thay cho mẫu này.</w:t>
       </w:r>
     </w:p>
     <w:p>
       <w:r>
-        <w:t>2. Ghi giá trị ban đầu và đường khôi phục bằng các dòng SET / RECOVER. Giữ đúng field ID, kiểu dữ liệu và đơn vị trong danh mục cuối tệp. Thay phần [nội dung] rồi xóa dòng trống, ví dụ hoặc tham số không dùng.</w:t>
+        <w:t>Điền giá trị có nguồn trong cột Giá trị tài liệu, kèm tên tài liệu/phiên bản và Nguồn/trang. Để trống khi chưa biết hoặc không áp dụng; ô trống không có nghĩa là 0, không tắt tính năng và không yêu cầu AI tự đoán.</w:t>
       </w:r>
     </w:p>
     <w:p>
       <w:r>
-        <w:t>3. Không trộn nhiều tình huống không liên quan. Không yêu cầu thay đổi công thức, phần cứng, quyền bảo mật hoặc tiêu chí nhằm bỏ qua lỗi.</w:t>
+        <w:t>Mặc định mô phỏng là giá trị từ biểu mẫu native, chỉ để đối chiếu; không phải yêu cầu sửa và không phải thông số danh định được nhà sản xuất xác nhận. Giới hạn/lựa chọn lấy từ cùng biểu mẫu; nơi chưa có khoảng số phải đối chiếu nguồn, không tự đặt giới hạn.</w:t>
       </w:r>
     </w:p>
     <w:p>
       <w:r>
-        <w:t>4. Lưu .docx và đính kèm trong modal tạo kịch bản AI. Tên và mô tả ngắn vẫn nhập trong modal. Giám khảo kiểm tra toàn bộ cấu hình trong simulator trước khi đưa vào thư viện.</w:t>
+        <w:t>Tải tệp lên modal để AI chuẩn hóa giá trị nền, kiểm tra nguồn/thiếu dữ liệu/mâu thuẫn và đề xuất thay đổi. Sau đó xem các trường đã điền, sửa nếu cần và xác nhận từng bước trong trình hướng dẫn. Tải lên không tự tạo kịch bản hoặc đổi mặc định chung.</w:t>
       </w:r>
     </w:p>
     <w:p>
       <w:r>
-        <w:t>Mẫu này là quy ước soạn bài đào tạo, không phải manual nhà sản xuất. Chỉ số là cài đặt mô phỏng, không phải chứng nhận thiết bị thật. Không gửi bí mật hoặc bài làm học viên. PDF scan cần OCR trước khi tải lên.</w:t>
+        <w:t>Chỉ cột Giá trị tài liệu do bạn điền mới là dữ liệu đề xuất từ tài liệu. Hướng dẫn, dòng trống, ví dụ và cột mặc định là nội dung tham khảo, không phải dữ liệu lỗi/khôi phục.</w:t>
+      </w:r>
+    </w:p>
+    <w:p>
+      <w:r>
+        <w:t>Mẫu đào tạo này không phải manual nhà sản xuất. Không đưa bí mật, mật khẩu, thông tin đăng nhập hoặc bài làm học viên vào tệp. Chỉ dùng số liệu mô phỏng hoặc tài liệu được phép chia sẻ.</w:t>
+      </w:r>
+    </w:p>
+    <w:p>
+      <w:r>
+        <w:t>Nguồn chung (tên/phiên bản tài liệu): ______. Trang/đoạn: ______. Nếu chưa có: ghi Chưa cung cấp nguồn kỹ thuật. Nguồn riêng ở từng dòng được ưu tiên.</w:t>
+      </w:r>
+    </w:p>
+    <w:p>
+      <w:r>
+        <w:t>Ví dụ cách điền — minh họa cách ghi nguồn, không phải yêu cầu: chép một giá trị đã kiểm chứng vào cột Giá trị tài liệu, rồi ghi tên tài liệu và trang tương ứng; không sao chép ví dụ làm số liệu của thiết bị.</w:t>
       </w:r>
     </w:p>
     <w:p>
@@ -56,580 +71,4708 @@
         <w:pStyle w:val="Heading1"/>
       </w:pPr>
       <w:r>
-        <w:t>A. Thông tin và mục tiêu</w:t>
+        <w:t>B. Thông số nền có thể chỉnh sửa</w:t>
       </w:r>
     </w:p>
     <w:p>
       <w:r>
-        <w:t>Thiết bị: DVOR 1150</w:t>
-      </w:r>
-    </w:p>
-    <w:p>
-      <w:r>
-        <w:t>Tên kịch bản: [nội dung]</w:t>
-      </w:r>
-    </w:p>
-    <w:p>
-      <w:r>
-        <w:t>Độ khó: [cơ bản / trung bình / nâng cao]</w:t>
-      </w:r>
-    </w:p>
-    <w:p>
-      <w:r>
-        <w:t>Mục tiêu và triệu chứng cần xuất hiện: [nội dung]</w:t>
-      </w:r>
-    </w:p>
-    <w:p>
-      <w:r>
-        <w:t>Tên / phiên bản tài liệu, trang và đoạn trích chính xác: [nội dung; hoặc Chưa cung cấp nguồn kỹ thuật]</w:t>
-      </w:r>
-    </w:p>
-    <w:p>
-      <w:r>
-        <w:t>Loại bài: [hiệu chỉnh tham số / chẩn đoán phần cứng bản địa / thao tác terminal bản địa]</w:t>
+        <w:t>Mỗi dòng giữ tên trường của biểu mẫu. Giữ đúng đơn vị; không tự chuyển đổi. Khi một nhóm có nhiều máy/kênh, đối chiếu đúng TX/MON hoặc cảm biến trước khi xác nhận.</w:t>
       </w:r>
     </w:p>
     <w:p>
       <w:pPr>
-        <w:pStyle w:val="Heading1"/>
+        <w:pStyle w:val="Heading2"/>
       </w:pPr>
       <w:r>
-        <w:t>B. Cấu hình phải đi kèm kịch bản</w:t>
-      </w:r>
-    </w:p>
-    <w:p>
-      <w:r>
-        <w:t>Không chỉ mô tả bằng văn: ghi chính xác từng trường, giá trị đầu bài, đơn vị, giá trị đích và nguồn. Một giá trị = một dòng. Boolean dùng true/false, số không có dấu phân cách hàng nghìn, dùng dấu chấm thập phân. Enum giữ nguyên token; không đổi đơn vị.</w:t>
-      </w:r>
-    </w:p>
-    <w:p>
-      <w:r>
-        <w:t>Mẫu cú pháp ban đầu (không phải yêu cầu): SET [field ID từ danh mục] = [giá trị đầu bài và đơn vị nếu có]</w:t>
-      </w:r>
-    </w:p>
-    <w:p>
-      <w:r>
-        <w:t>Mẫu cú pháp khôi phục (không phải yêu cầu): RECOVER [field ID được phép khôi phục] = [giá trị đích và đơn vị nếu có]</w:t>
-      </w:r>
-    </w:p>
-    <w:p>
-      <w:r>
-        <w:t>Trạng thái khởi động: [máy chính, Local/Bypass hoặc trạng thái native tương ứng; không suy diễn field không có]</w:t>
-      </w:r>
-    </w:p>
-    <w:p>
-      <w:r>
-        <w:t>Lỗi/triệu chứng: [fault đang hỗ trợ hoặc tham số tạo sai lệch; phân biệt cài đặt với số đo do engine tính]</w:t>
-      </w:r>
-    </w:p>
-    <w:p>
-      <w:r>
-        <w:t>Điều kiện đạt: [tiêu chí native phải đạt; không tắt tiêu chí chỉ để bài có thể hoàn tất]</w:t>
-      </w:r>
-    </w:p>
-    <w:p>
-      <w:r>
-        <w:t>Quyền sửa: [trường cần cho phép học viên thay đổi; không cấp quyền cho field chỉ giám khảo / bảo mật]</w:t>
-      </w:r>
-    </w:p>
-    <w:p>
-      <w:r>
-        <w:t>Chẩn đoán: [checkpoint, lệnh và đúng vị trí phần cứng theo bài native; không tự đặt ID hoặc menu]</w:t>
-      </w:r>
-    </w:p>
-    <w:p>
-      <w:r>
-        <w:t>Thông tin còn thiếu / yêu cầu không được thay thế: [nội dung]</w:t>
-      </w:r>
-    </w:p>
-    <w:p>
-      <w:pPr>
-        <w:pStyle w:val="Heading1"/>
-      </w:pPr>
-      <w:r>
-        <w:t>C. Ví dụ có chỉ số — xóa nếu không dùng</w:t>
-      </w:r>
-    </w:p>
-    <w:p>
-      <w:r>
-        <w:t>Ví dụ đào tạo dùng scaffold carrier-9960 với các giá trị nêu rõ dưới đây; engine hiện có đã kiểm tra đường xử lý. Không phải thông số nhà sản xuất.</w:t>
-      </w:r>
-    </w:p>
-    <w:p>
-      <w:r>
-        <w:t>SET configuration.transmitters.tx1.nominal.outputPower = 37.4 Watts</w:t>
-      </w:r>
-    </w:p>
-    <w:p>
-      <w:r>
-        <w:t>RECOVER configuration.transmitters.tx1.nominal.outputPower = 125 Watts</w:t>
-      </w:r>
-    </w:p>
-    <w:p>
-      <w:r>
-        <w:t>RECOVER startPolicy.startMonitorBypassed = false</w:t>
-      </w:r>
-    </w:p>
-    <w:p>
-      <w:r>
-        <w:t>Căn cứ: ví dụ đào tạo từ khả năng và ràng buộc của simulator, chưa cung cấp manual kỹ thuật riêng. Không gọi đây là thông số tiêu chuẩn của thiết bị thật.</w:t>
-      </w:r>
-    </w:p>
-    <w:p>
-      <w:pPr>
-        <w:pStyle w:val="Heading1"/>
-      </w:pPr>
-      <w:r>
-        <w:t>D. Danh mục trường cho tình huống mẫu</w:t>
-      </w:r>
-    </w:p>
-    <w:p>
-      <w:r>
-        <w:t>Danh mục này thuộc scaffold carrier-9960. Các trường khác phụ thuộc thiết bị và loại lỗi; không tự đoán đường dẫn JSON. Trường không liệt kê hoặc ngoài giới hạn sẽ bị từ chối, không âm thầm bỏ qua. Giá trị không nêu rõ được giữ từ cấu hình nền; phải kiểm tra trong Scenario Parameters.</w:t>
+        <w:t>Station</w:t>
       </w:r>
     </w:p>
     <w:tbl>
       <w:tblPr>
         <w:tblStyle w:val="TableGrid"/>
         <w:tblW w:type="auto" w:w="0"/>
+        <w:tblLayout w:type="fixed"/>
         <w:tblLook w:firstColumn="1" w:firstRow="1" w:lastColumn="0" w:lastRow="0" w:noHBand="0" w:noVBand="1" w:val="04A0"/>
       </w:tblPr>
       <w:tblGrid>
-        <w:gridCol w:w="2556"/>
-        <w:gridCol w:w="2556"/>
-        <w:gridCol w:w="2556"/>
-        <w:gridCol w:w="2556"/>
+        <w:gridCol w:w="5472"/>
+        <w:gridCol w:w="1656"/>
+        <w:gridCol w:w="2736"/>
       </w:tblGrid>
       <w:tr>
+        <w:trPr>
+          <w:tblHeader/>
+        </w:trPr>
         <w:tc>
           <w:tcPr>
-            <w:tcW w:type="dxa" w:w="2556"/>
+            <w:tcW w:type="dxa" w:w="5472"/>
           </w:tcPr>
           <w:p>
             <w:r>
-              <w:t>Field ID / tên</w:t>
+              <w:rPr>
+                <w:b/>
+              </w:rPr>
+              <w:t>Thông số / đơn vị / giới hạn</w:t>
             </w:r>
           </w:p>
         </w:tc>
         <w:tc>
           <w:tcPr>
-            <w:tcW w:type="dxa" w:w="2556"/>
+            <w:tcW w:type="dxa" w:w="1656"/>
           </w:tcPr>
           <w:p>
             <w:r>
-              <w:t>Kiểu / đơn vị</w:t>
+              <w:rPr>
+                <w:b/>
+              </w:rPr>
+              <w:t>Mặc định mô phỏng</w:t>
             </w:r>
           </w:p>
         </w:tc>
         <w:tc>
           <w:tcPr>
-            <w:tcW w:type="dxa" w:w="2556"/>
+            <w:tcW w:type="dxa" w:w="2736"/>
           </w:tcPr>
           <w:p>
             <w:r>
-              <w:t>Giới hạn / lựa chọn</w:t>
-            </w:r>
-          </w:p>
-        </w:tc>
-        <w:tc>
-          <w:tcPr>
-            <w:tcW w:type="dxa" w:w="2556"/>
-          </w:tcPr>
-          <w:p>
-            <w:r>
-              <w:t>Khôi phục?</w:t>
-            </w:r>
-          </w:p>
-        </w:tc>
-      </w:tr>
-      <w:tr>
-        <w:tc>
-          <w:tcPr>
-            <w:tcW w:type="dxa" w:w="2556"/>
-          </w:tcPr>
-          <w:p>
-            <w:r>
-              <w:t>configuration.transmitters.tx1.nominal.outputPower</w:t>
-              <w:br/>
-              <w:t>TX1 Output Power</w:t>
-            </w:r>
-          </w:p>
-        </w:tc>
-        <w:tc>
-          <w:tcPr>
-            <w:tcW w:type="dxa" w:w="2556"/>
-          </w:tcPr>
-          <w:p>
-            <w:r>
-              <w:t>number / Watts</w:t>
-            </w:r>
-          </w:p>
-        </w:tc>
-        <w:tc>
-          <w:tcPr>
-            <w:tcW w:type="dxa" w:w="2556"/>
-          </w:tcPr>
-          <w:p>
-            <w:r>
-              <w:t>min 0 · max 250 · bước 0.1</w:t>
-            </w:r>
-          </w:p>
-        </w:tc>
-        <w:tc>
-          <w:tcPr>
-            <w:tcW w:type="dxa" w:w="2556"/>
-          </w:tcPr>
-          <w:p>
-            <w:r>
-              <w:t>Có</w:t>
-            </w:r>
-          </w:p>
-        </w:tc>
-      </w:tr>
-      <w:tr>
-        <w:tc>
-          <w:tcPr>
-            <w:tcW w:type="dxa" w:w="2556"/>
-          </w:tcPr>
-          <w:p>
-            <w:r>
-              <w:t>startPolicy.mainTransmitterId</w:t>
-              <w:br/>
-              <w:t>mainTransmitterId</w:t>
-            </w:r>
-          </w:p>
-        </w:tc>
-        <w:tc>
-          <w:tcPr>
-            <w:tcW w:type="dxa" w:w="2556"/>
-          </w:tcPr>
-          <w:p>
-            <w:r>
-              <w:t>enum</w:t>
-            </w:r>
-          </w:p>
-        </w:tc>
-        <w:tc>
-          <w:tcPr>
-            <w:tcW w:type="dxa" w:w="2556"/>
-          </w:tcPr>
-          <w:p>
-            <w:r>
-              <w:t>tx1, tx2</w:t>
-            </w:r>
-          </w:p>
-        </w:tc>
-        <w:tc>
-          <w:tcPr>
-            <w:tcW w:type="dxa" w:w="2556"/>
-          </w:tcPr>
-          <w:p>
-            <w:r>
-              <w:t>Có</w:t>
-            </w:r>
-          </w:p>
-        </w:tc>
-      </w:tr>
-      <w:tr>
-        <w:tc>
-          <w:tcPr>
-            <w:tcW w:type="dxa" w:w="2556"/>
-          </w:tcPr>
-          <w:p>
-            <w:r>
-              <w:t>startPolicy.startLocal</w:t>
-              <w:br/>
-              <w:t>startLocal</w:t>
-            </w:r>
-          </w:p>
-        </w:tc>
-        <w:tc>
-          <w:tcPr>
-            <w:tcW w:type="dxa" w:w="2556"/>
-          </w:tcPr>
-          <w:p>
-            <w:r>
-              <w:t>boolean</w:t>
-            </w:r>
-          </w:p>
-        </w:tc>
-        <w:tc>
-          <w:tcPr>
-            <w:tcW w:type="dxa" w:w="2556"/>
-          </w:tcPr>
-          <w:p>
-            <w:r>
-              <w:t>Theo validator native</w:t>
-            </w:r>
-          </w:p>
-        </w:tc>
-        <w:tc>
-          <w:tcPr>
-            <w:tcW w:type="dxa" w:w="2556"/>
-          </w:tcPr>
-          <w:p>
-            <w:r>
-              <w:t>Có</w:t>
-            </w:r>
-          </w:p>
-        </w:tc>
-      </w:tr>
-      <w:tr>
-        <w:tc>
-          <w:tcPr>
-            <w:tcW w:type="dxa" w:w="2556"/>
-          </w:tcPr>
-          <w:p>
-            <w:r>
-              <w:t>startPolicy.startMonitorBypassed</w:t>
-              <w:br/>
-              <w:t>startMonitorBypassed</w:t>
-            </w:r>
-          </w:p>
-        </w:tc>
-        <w:tc>
-          <w:tcPr>
-            <w:tcW w:type="dxa" w:w="2556"/>
-          </w:tcPr>
-          <w:p>
-            <w:r>
-              <w:t>boolean</w:t>
-            </w:r>
-          </w:p>
-        </w:tc>
-        <w:tc>
-          <w:tcPr>
-            <w:tcW w:type="dxa" w:w="2556"/>
-          </w:tcPr>
-          <w:p>
-            <w:r>
-              <w:t>Theo validator native</w:t>
-            </w:r>
-          </w:p>
-        </w:tc>
-        <w:tc>
-          <w:tcPr>
-            <w:tcW w:type="dxa" w:w="2556"/>
-          </w:tcPr>
-          <w:p>
-            <w:r>
-              <w:t>Có</w:t>
-            </w:r>
-          </w:p>
-        </w:tc>
-      </w:tr>
-      <w:tr>
-        <w:tc>
-          <w:tcPr>
-            <w:tcW w:type="dxa" w:w="2556"/>
-          </w:tcPr>
-          <w:p>
-            <w:r>
-              <w:t>successCriteria.requireIntegralMonitorNormal</w:t>
-              <w:br/>
-              <w:t>requireIntegralMonitorNormal</w:t>
-            </w:r>
-          </w:p>
-        </w:tc>
-        <w:tc>
-          <w:tcPr>
-            <w:tcW w:type="dxa" w:w="2556"/>
-          </w:tcPr>
-          <w:p>
-            <w:r>
-              <w:t>boolean</w:t>
-            </w:r>
-          </w:p>
-        </w:tc>
-        <w:tc>
-          <w:tcPr>
-            <w:tcW w:type="dxa" w:w="2556"/>
-          </w:tcPr>
-          <w:p>
-            <w:r>
-              <w:t>Theo validator native</w:t>
-            </w:r>
-          </w:p>
-        </w:tc>
-        <w:tc>
-          <w:tcPr>
-            <w:tcW w:type="dxa" w:w="2556"/>
-          </w:tcPr>
-          <w:p>
-            <w:r>
-              <w:t>Không</w:t>
-            </w:r>
-          </w:p>
-        </w:tc>
-      </w:tr>
-      <w:tr>
-        <w:tc>
-          <w:tcPr>
-            <w:tcW w:type="dxa" w:w="2556"/>
-          </w:tcPr>
-          <w:p>
-            <w:r>
-              <w:t>successCriteria.requireActiveTransmitter</w:t>
-              <w:br/>
-              <w:t>requireActiveTransmitter</w:t>
-            </w:r>
-          </w:p>
-        </w:tc>
-        <w:tc>
-          <w:tcPr>
-            <w:tcW w:type="dxa" w:w="2556"/>
-          </w:tcPr>
-          <w:p>
-            <w:r>
-              <w:t>boolean</w:t>
-            </w:r>
-          </w:p>
-        </w:tc>
-        <w:tc>
-          <w:tcPr>
-            <w:tcW w:type="dxa" w:w="2556"/>
-          </w:tcPr>
-          <w:p>
-            <w:r>
-              <w:t>Theo validator native</w:t>
-            </w:r>
-          </w:p>
-        </w:tc>
-        <w:tc>
-          <w:tcPr>
-            <w:tcW w:type="dxa" w:w="2556"/>
-          </w:tcPr>
-          <w:p>
-            <w:r>
-              <w:t>Không</w:t>
-            </w:r>
-          </w:p>
-        </w:tc>
-      </w:tr>
-      <w:tr>
-        <w:tc>
-          <w:tcPr>
-            <w:tcW w:type="dxa" w:w="2556"/>
-          </w:tcPr>
-          <w:p>
-            <w:r>
-              <w:t>successCriteria.requireNoVswrExecutiveAlarm</w:t>
-              <w:br/>
-              <w:t>requireNoVswrExecutiveAlarm</w:t>
-            </w:r>
-          </w:p>
-        </w:tc>
-        <w:tc>
-          <w:tcPr>
-            <w:tcW w:type="dxa" w:w="2556"/>
-          </w:tcPr>
-          <w:p>
-            <w:r>
-              <w:t>boolean</w:t>
-            </w:r>
-          </w:p>
-        </w:tc>
-        <w:tc>
-          <w:tcPr>
-            <w:tcW w:type="dxa" w:w="2556"/>
-          </w:tcPr>
-          <w:p>
-            <w:r>
-              <w:t>Theo validator native</w:t>
-            </w:r>
-          </w:p>
-        </w:tc>
-        <w:tc>
-          <w:tcPr>
-            <w:tcW w:type="dxa" w:w="2556"/>
-          </w:tcPr>
-          <w:p>
-            <w:r>
-              <w:t>Không</w:t>
-            </w:r>
-          </w:p>
-        </w:tc>
-      </w:tr>
-      <w:tr>
-        <w:tc>
-          <w:tcPr>
-            <w:tcW w:type="dxa" w:w="2556"/>
-          </w:tcPr>
-          <w:p>
-            <w:r>
-              <w:t>successCriteria.requireMonitorBypassCleared</w:t>
-              <w:br/>
-              <w:t>requireMonitorBypassCleared</w:t>
-            </w:r>
-          </w:p>
-        </w:tc>
-        <w:tc>
-          <w:tcPr>
-            <w:tcW w:type="dxa" w:w="2556"/>
-          </w:tcPr>
-          <w:p>
-            <w:r>
-              <w:t>boolean</w:t>
-            </w:r>
-          </w:p>
-        </w:tc>
-        <w:tc>
-          <w:tcPr>
-            <w:tcW w:type="dxa" w:w="2556"/>
-          </w:tcPr>
-          <w:p>
-            <w:r>
-              <w:t>Theo validator native</w:t>
-            </w:r>
-          </w:p>
-        </w:tc>
-        <w:tc>
-          <w:tcPr>
-            <w:tcW w:type="dxa" w:w="2556"/>
-          </w:tcPr>
-          <w:p>
-            <w:r>
-              <w:t>Không</w:t>
+              <w:rPr>
+                <w:b/>
+              </w:rPr>
+              <w:t>Giá trị tài liệu / Nguồn/trang</w:t>
+            </w:r>
+          </w:p>
+        </w:tc>
+      </w:tr>
+      <w:tr>
+        <w:tc>
+          <w:p>
+            <w:r>
+              <w:t>Station Description</w:t>
+            </w:r>
+          </w:p>
+        </w:tc>
+        <w:tc>
+          <w:p>
+            <w:r>
+              <w:t>Runway ID</w:t>
+            </w:r>
+          </w:p>
+        </w:tc>
+        <w:tc>
+          <w:p>
+            <w:r>
+              <w:t>Giá trị: ______; Nguồn/trang: ______</w:t>
+            </w:r>
+          </w:p>
+        </w:tc>
+      </w:tr>
+      <w:tr>
+        <w:tc>
+          <w:p>
+            <w:r>
+              <w:t>Transmitter Frequency · Đơn vị: MHz · ≥ 108 · ≤ 118</w:t>
+            </w:r>
+          </w:p>
+        </w:tc>
+        <w:tc>
+          <w:p>
+            <w:r>
+              <w:t>112.1</w:t>
+            </w:r>
+          </w:p>
+        </w:tc>
+        <w:tc>
+          <w:p>
+            <w:r>
+              <w:t>Giá trị: ______; Nguồn/trang: ______</w:t>
+            </w:r>
+          </w:p>
+        </w:tc>
+      </w:tr>
+      <w:tr>
+        <w:tc>
+          <w:p>
+            <w:r>
+              <w:t>Station Type · Chọn: CVOR; DVOR</w:t>
+            </w:r>
+          </w:p>
+        </w:tc>
+        <w:tc>
+          <w:p>
+            <w:r>
+              <w:t>DVOR</w:t>
+            </w:r>
+          </w:p>
+        </w:tc>
+        <w:tc>
+          <w:p>
+            <w:r>
+              <w:t>Giá trị: ______; Nguồn/trang: ______</w:t>
+            </w:r>
+          </w:p>
+        </w:tc>
+      </w:tr>
+      <w:tr>
+        <w:tc>
+          <w:p>
+            <w:r>
+              <w:t>Transmitter Configuration · Chọn: Single Transmitter; Dual Transmitters</w:t>
+            </w:r>
+          </w:p>
+        </w:tc>
+        <w:tc>
+          <w:p>
+            <w:r>
+              <w:t>Dual Transmitters</w:t>
+            </w:r>
+          </w:p>
+        </w:tc>
+        <w:tc>
+          <w:p>
+            <w:r>
+              <w:t>Giá trị: ______; Nguồn/trang: ______</w:t>
+            </w:r>
+          </w:p>
+        </w:tc>
+      </w:tr>
+      <w:tr>
+        <w:tc>
+          <w:p>
+            <w:r>
+              <w:t>Monitor Configuration · Chọn: Single Monitor; Dual Monitors</w:t>
+            </w:r>
+          </w:p>
+        </w:tc>
+        <w:tc>
+          <w:p>
+            <w:r>
+              <w:t>Dual Monitors</w:t>
+            </w:r>
+          </w:p>
+        </w:tc>
+        <w:tc>
+          <w:p>
+            <w:r>
+              <w:t>Giá trị: ______; Nguồn/trang: ______</w:t>
             </w:r>
           </w:p>
         </w:tc>
       </w:tr>
     </w:tbl>
     <w:p>
+      <w:pPr>
+        <w:pStyle w:val="Heading2"/>
+      </w:pPr>
       <w:r>
-        <w:t>Kiểm tra tự động chỉ xác minh trong mô hình hiện có. Bài chẩn đoán phần cứng có thể hoàn thành kết luận dù cảnh báo chưa hết; replay terminal không chứng minh sensor ngoài thực tế phục hồi. Không tự xuất bản hoặc chấm điểm chính thức bằng tính năng này.</w:t>
+        <w:t>RMS General</w:t>
+      </w:r>
+    </w:p>
+    <w:tbl>
+      <w:tblPr>
+        <w:tblStyle w:val="TableGrid"/>
+        <w:tblW w:type="auto" w:w="0"/>
+        <w:tblLayout w:type="fixed"/>
+        <w:tblLook w:firstColumn="1" w:firstRow="1" w:lastColumn="0" w:lastRow="0" w:noHBand="0" w:noVBand="1" w:val="04A0"/>
+      </w:tblPr>
+      <w:tblGrid>
+        <w:gridCol w:w="5472"/>
+        <w:gridCol w:w="1656"/>
+        <w:gridCol w:w="2736"/>
+      </w:tblGrid>
+      <w:tr>
+        <w:trPr>
+          <w:tblHeader/>
+        </w:trPr>
+        <w:tc>
+          <w:tcPr>
+            <w:tcW w:type="dxa" w:w="5472"/>
+          </w:tcPr>
+          <w:p>
+            <w:r>
+              <w:rPr>
+                <w:b/>
+              </w:rPr>
+              <w:t>Thông số / đơn vị / giới hạn</w:t>
+            </w:r>
+          </w:p>
+        </w:tc>
+        <w:tc>
+          <w:tcPr>
+            <w:tcW w:type="dxa" w:w="1656"/>
+          </w:tcPr>
+          <w:p>
+            <w:r>
+              <w:rPr>
+                <w:b/>
+              </w:rPr>
+              <w:t>Mặc định mô phỏng</w:t>
+            </w:r>
+          </w:p>
+        </w:tc>
+        <w:tc>
+          <w:tcPr>
+            <w:tcW w:type="dxa" w:w="2736"/>
+          </w:tcPr>
+          <w:p>
+            <w:r>
+              <w:rPr>
+                <w:b/>
+              </w:rPr>
+              <w:t>Giá trị tài liệu / Nguồn/trang</w:t>
+            </w:r>
+          </w:p>
+        </w:tc>
+      </w:tr>
+      <w:tr>
+        <w:tc>
+          <w:p>
+            <w:r>
+              <w:t>RCSU Present · Bật / Tắt</w:t>
+            </w:r>
+          </w:p>
+        </w:tc>
+        <w:tc>
+          <w:p>
+            <w:r>
+              <w:t>Tắt</w:t>
+            </w:r>
+          </w:p>
+        </w:tc>
+        <w:tc>
+          <w:p>
+            <w:r>
+              <w:t>Giá trị: ______; Nguồn/trang: ______</w:t>
+            </w:r>
+          </w:p>
+        </w:tc>
+      </w:tr>
+      <w:tr>
+        <w:tc>
+          <w:p>
+            <w:r>
+              <w:t>RCSU Connection Type · Chọn: Hard Wired; Radio Modem</w:t>
+            </w:r>
+          </w:p>
+        </w:tc>
+        <w:tc>
+          <w:p>
+            <w:r>
+              <w:t>Hard Wired</w:t>
+            </w:r>
+          </w:p>
+        </w:tc>
+        <w:tc>
+          <w:p>
+            <w:r>
+              <w:t>Giá trị: ______; Nguồn/trang: ______</w:t>
+            </w:r>
+          </w:p>
+        </w:tc>
+      </w:tr>
+      <w:tr>
+        <w:tc>
+          <w:p>
+            <w:r>
+              <w:t>Automatic Restarts Enabled · Bật / Tắt</w:t>
+            </w:r>
+          </w:p>
+        </w:tc>
+        <w:tc>
+          <w:p>
+            <w:r>
+              <w:t>Tắt</w:t>
+            </w:r>
+          </w:p>
+        </w:tc>
+        <w:tc>
+          <w:p>
+            <w:r>
+              <w:t>Giá trị: ______; Nguồn/trang: ______</w:t>
+            </w:r>
+          </w:p>
+        </w:tc>
+      </w:tr>
+      <w:tr>
+        <w:tc>
+          <w:p>
+            <w:r>
+              <w:t>First Restart Delay · Đơn vị: seconds · ≥ 0 · ≤ 9999</w:t>
+            </w:r>
+          </w:p>
+        </w:tc>
+        <w:tc>
+          <w:p>
+            <w:r>
+              <w:t>60</w:t>
+            </w:r>
+          </w:p>
+        </w:tc>
+        <w:tc>
+          <w:p>
+            <w:r>
+              <w:t>Giá trị: ______; Nguồn/trang: ______</w:t>
+            </w:r>
+          </w:p>
+        </w:tc>
+      </w:tr>
+      <w:tr>
+        <w:tc>
+          <w:p>
+            <w:r>
+              <w:t>Smoke Alarm · Bật / Tắt</w:t>
+            </w:r>
+          </w:p>
+        </w:tc>
+        <w:tc>
+          <w:p>
+            <w:r>
+              <w:t>Tắt</w:t>
+            </w:r>
+          </w:p>
+        </w:tc>
+        <w:tc>
+          <w:p>
+            <w:r>
+              <w:t>Giá trị: ______; Nguồn/trang: ______</w:t>
+            </w:r>
+          </w:p>
+        </w:tc>
+      </w:tr>
+      <w:tr>
+        <w:tc>
+          <w:p>
+            <w:r>
+              <w:t>Intrusion Alarm · Bật / Tắt</w:t>
+            </w:r>
+          </w:p>
+        </w:tc>
+        <w:tc>
+          <w:p>
+            <w:r>
+              <w:t>Tắt</w:t>
+            </w:r>
+          </w:p>
+        </w:tc>
+        <w:tc>
+          <w:p>
+            <w:r>
+              <w:t>Giá trị: ______; Nguồn/trang: ______</w:t>
+            </w:r>
+          </w:p>
+        </w:tc>
+      </w:tr>
+      <w:tr>
+        <w:tc>
+          <w:p>
+            <w:r>
+              <w:t>DME Present · Bật / Tắt</w:t>
+            </w:r>
+          </w:p>
+        </w:tc>
+        <w:tc>
+          <w:p>
+            <w:r>
+              <w:t>Tắt</w:t>
+            </w:r>
+          </w:p>
+        </w:tc>
+        <w:tc>
+          <w:p>
+            <w:r>
+              <w:t>Giá trị: ______; Nguồn/trang: ______</w:t>
+            </w:r>
+          </w:p>
+        </w:tc>
+      </w:tr>
+      <w:tr>
+        <w:tc>
+          <w:p>
+            <w:r>
+              <w:t>Dual DME · Bật / Tắt</w:t>
+            </w:r>
+          </w:p>
+        </w:tc>
+        <w:tc>
+          <w:p>
+            <w:r>
+              <w:t>Tắt</w:t>
+            </w:r>
+          </w:p>
+        </w:tc>
+        <w:tc>
+          <w:p>
+            <w:r>
+              <w:t>Giá trị: ______; Nguồn/trang: ______</w:t>
+            </w:r>
+          </w:p>
+        </w:tc>
+      </w:tr>
+      <w:tr>
+        <w:tc>
+          <w:p>
+            <w:r>
+              <w:t>Keying Output · Bật / Tắt</w:t>
+            </w:r>
+          </w:p>
+        </w:tc>
+        <w:tc>
+          <w:p>
+            <w:r>
+              <w:t>Bật</w:t>
+            </w:r>
+          </w:p>
+        </w:tc>
+        <w:tc>
+          <w:p>
+            <w:r>
+              <w:t>Giá trị: ______; Nguồn/trang: ______</w:t>
+            </w:r>
+          </w:p>
+        </w:tc>
+      </w:tr>
+    </w:tbl>
+    <w:p>
+      <w:pPr>
+        <w:pStyle w:val="Heading2"/>
+      </w:pPr>
+      <w:r>
+        <w:t>Monitor General</w:t>
+      </w:r>
+    </w:p>
+    <w:tbl>
+      <w:tblPr>
+        <w:tblStyle w:val="TableGrid"/>
+        <w:tblW w:type="auto" w:w="0"/>
+        <w:tblLayout w:type="fixed"/>
+        <w:tblLook w:firstColumn="1" w:firstRow="1" w:lastColumn="0" w:lastRow="0" w:noHBand="0" w:noVBand="1" w:val="04A0"/>
+      </w:tblPr>
+      <w:tblGrid>
+        <w:gridCol w:w="5472"/>
+        <w:gridCol w:w="1656"/>
+        <w:gridCol w:w="2736"/>
+      </w:tblGrid>
+      <w:tr>
+        <w:trPr>
+          <w:tblHeader/>
+        </w:trPr>
+        <w:tc>
+          <w:tcPr>
+            <w:tcW w:type="dxa" w:w="5472"/>
+          </w:tcPr>
+          <w:p>
+            <w:r>
+              <w:rPr>
+                <w:b/>
+              </w:rPr>
+              <w:t>Thông số / đơn vị / giới hạn</w:t>
+            </w:r>
+          </w:p>
+        </w:tc>
+        <w:tc>
+          <w:tcPr>
+            <w:tcW w:type="dxa" w:w="1656"/>
+          </w:tcPr>
+          <w:p>
+            <w:r>
+              <w:rPr>
+                <w:b/>
+              </w:rPr>
+              <w:t>Mặc định mô phỏng</w:t>
+            </w:r>
+          </w:p>
+        </w:tc>
+        <w:tc>
+          <w:tcPr>
+            <w:tcW w:type="dxa" w:w="2736"/>
+          </w:tcPr>
+          <w:p>
+            <w:r>
+              <w:rPr>
+                <w:b/>
+              </w:rPr>
+              <w:t>Giá trị tài liệu / Nguồn/trang</w:t>
+            </w:r>
+          </w:p>
+        </w:tc>
+      </w:tr>
+      <w:tr>
+        <w:tc>
+          <w:p>
+            <w:r>
+              <w:t>Monitor Voting Logic · Chọn: AND; OR</w:t>
+            </w:r>
+          </w:p>
+        </w:tc>
+        <w:tc>
+          <w:p>
+            <w:r>
+              <w:t>AND</w:t>
+            </w:r>
+          </w:p>
+        </w:tc>
+        <w:tc>
+          <w:p>
+            <w:r>
+              <w:t>Giá trị: ______; Nguồn/trang: ______</w:t>
+            </w:r>
+          </w:p>
+        </w:tc>
+      </w:tr>
+      <w:tr>
+        <w:tc>
+          <w:p>
+            <w:r>
+              <w:t>Monitor Startup Delay · Đơn vị: seconds · ≥ 0 · ≤ 9999</w:t>
+            </w:r>
+          </w:p>
+        </w:tc>
+        <w:tc>
+          <w:p>
+            <w:r>
+              <w:t>20</w:t>
+            </w:r>
+          </w:p>
+        </w:tc>
+        <w:tc>
+          <w:p>
+            <w:r>
+              <w:t>Giá trị: ______; Nguồn/trang: ______</w:t>
+            </w:r>
+          </w:p>
+        </w:tc>
+      </w:tr>
+      <w:tr>
+        <w:tc>
+          <w:p>
+            <w:r>
+              <w:t>Monitor Shutdown Delay · Đơn vị: seconds · ≥ 0 · ≤ 9999</w:t>
+            </w:r>
+          </w:p>
+        </w:tc>
+        <w:tc>
+          <w:p>
+            <w:r>
+              <w:t>20</w:t>
+            </w:r>
+          </w:p>
+        </w:tc>
+        <w:tc>
+          <w:p>
+            <w:r>
+              <w:t>Giá trị: ______; Nguồn/trang: ______</w:t>
+            </w:r>
+          </w:p>
+        </w:tc>
+      </w:tr>
+      <w:tr>
+        <w:tc>
+          <w:p>
+            <w:r>
+              <w:t>Enable Ident Monitoring · Bật / Tắt</w:t>
+            </w:r>
+          </w:p>
+        </w:tc>
+        <w:tc>
+          <w:p>
+            <w:r>
+              <w:t>Bật</w:t>
+            </w:r>
+          </w:p>
+        </w:tc>
+        <w:tc>
+          <w:p>
+            <w:r>
+              <w:t>Giá trị: ______; Nguồn/trang: ______</w:t>
+            </w:r>
+          </w:p>
+        </w:tc>
+      </w:tr>
+      <w:tr>
+        <w:tc>
+          <w:p>
+            <w:r>
+              <w:t>Sideband VSWR Tolerance · Đơn vị: : 1 · ≥ 0 · ≤ 20</w:t>
+            </w:r>
+          </w:p>
+        </w:tc>
+        <w:tc>
+          <w:p>
+            <w:r>
+              <w:t>2</w:t>
+            </w:r>
+          </w:p>
+        </w:tc>
+        <w:tc>
+          <w:p>
+            <w:r>
+              <w:t>Giá trị: ______; Nguồn/trang: ______</w:t>
+            </w:r>
+          </w:p>
+        </w:tc>
+      </w:tr>
+      <w:tr>
+        <w:tc>
+          <w:p>
+            <w:r>
+              <w:t>VSWR Executive Alarm · Bật / Tắt</w:t>
+            </w:r>
+          </w:p>
+        </w:tc>
+        <w:tc>
+          <w:p>
+            <w:r>
+              <w:t>Tắt</w:t>
+            </w:r>
+          </w:p>
+        </w:tc>
+        <w:tc>
+          <w:p>
+            <w:r>
+              <w:t>Giá trị: ______; Nguồn/trang: ______</w:t>
+            </w:r>
+          </w:p>
+        </w:tc>
+      </w:tr>
+      <w:tr>
+        <w:tc>
+          <w:p>
+            <w:r>
+              <w:t>Number of Antennas in Alarm · ≥ 1 · ≤ 48</w:t>
+            </w:r>
+          </w:p>
+        </w:tc>
+        <w:tc>
+          <w:p>
+            <w:r>
+              <w:t>1</w:t>
+            </w:r>
+          </w:p>
+        </w:tc>
+        <w:tc>
+          <w:p>
+            <w:r>
+              <w:t>Giá trị: ______; Nguồn/trang: ______</w:t>
+            </w:r>
+          </w:p>
+        </w:tc>
+      </w:tr>
+      <w:tr>
+        <w:tc>
+          <w:p>
+            <w:r>
+              <w:t>Enable Notch Monitoring · Bật / Tắt</w:t>
+            </w:r>
+          </w:p>
+        </w:tc>
+        <w:tc>
+          <w:p>
+            <w:r>
+              <w:t>Bật</w:t>
+            </w:r>
+          </w:p>
+        </w:tc>
+        <w:tc>
+          <w:p>
+            <w:r>
+              <w:t>Giá trị: ______; Nguồn/trang: ______</w:t>
+            </w:r>
+          </w:p>
+        </w:tc>
+      </w:tr>
+      <w:tr>
+        <w:tc>
+          <w:p>
+            <w:r>
+              <w:t>Notch Monitor Tolerance · Đơn vị: % · ≥ 0 · ≤ 100</w:t>
+            </w:r>
+          </w:p>
+        </w:tc>
+        <w:tc>
+          <w:p>
+            <w:r>
+              <w:t>20</w:t>
+            </w:r>
+          </w:p>
+        </w:tc>
+        <w:tc>
+          <w:p>
+            <w:r>
+              <w:t>Giá trị: ______; Nguồn/trang: ______</w:t>
+            </w:r>
+          </w:p>
+        </w:tc>
+      </w:tr>
+    </w:tbl>
+    <w:p>
+      <w:pPr>
+        <w:pStyle w:val="Heading2"/>
+      </w:pPr>
+      <w:r>
+        <w:t>Monitor Alarm Limits</w:t>
+      </w:r>
+    </w:p>
+    <w:tbl>
+      <w:tblPr>
+        <w:tblStyle w:val="TableGrid"/>
+        <w:tblW w:type="auto" w:w="0"/>
+        <w:tblLayout w:type="fixed"/>
+        <w:tblLook w:firstColumn="1" w:firstRow="1" w:lastColumn="0" w:lastRow="0" w:noHBand="0" w:noVBand="1" w:val="04A0"/>
+      </w:tblPr>
+      <w:tblGrid>
+        <w:gridCol w:w="5472"/>
+        <w:gridCol w:w="1656"/>
+        <w:gridCol w:w="2736"/>
+      </w:tblGrid>
+      <w:tr>
+        <w:trPr>
+          <w:tblHeader/>
+        </w:trPr>
+        <w:tc>
+          <w:tcPr>
+            <w:tcW w:type="dxa" w:w="5472"/>
+          </w:tcPr>
+          <w:p>
+            <w:r>
+              <w:rPr>
+                <w:b/>
+              </w:rPr>
+              <w:t>Thông số / đơn vị / giới hạn</w:t>
+            </w:r>
+          </w:p>
+        </w:tc>
+        <w:tc>
+          <w:tcPr>
+            <w:tcW w:type="dxa" w:w="1656"/>
+          </w:tcPr>
+          <w:p>
+            <w:r>
+              <w:rPr>
+                <w:b/>
+              </w:rPr>
+              <w:t>Mặc định mô phỏng</w:t>
+            </w:r>
+          </w:p>
+        </w:tc>
+        <w:tc>
+          <w:tcPr>
+            <w:tcW w:type="dxa" w:w="2736"/>
+          </w:tcPr>
+          <w:p>
+            <w:r>
+              <w:rPr>
+                <w:b/>
+              </w:rPr>
+              <w:t>Giá trị tài liệu / Nguồn/trang</w:t>
+            </w:r>
+          </w:p>
+        </w:tc>
+      </w:tr>
+      <w:tr>
+        <w:tc>
+          <w:p>
+            <w:r>
+              <w:t>Azimuth Angle alarmLow · Chưa công bố khoảng số trong biểu mẫu</w:t>
+            </w:r>
+          </w:p>
+        </w:tc>
+        <w:tc>
+          <w:p>
+            <w:r>
+              <w:t>358</w:t>
+            </w:r>
+          </w:p>
+        </w:tc>
+        <w:tc>
+          <w:p>
+            <w:r>
+              <w:t>Giá trị: ______; Nguồn/trang: ______</w:t>
+            </w:r>
+          </w:p>
+        </w:tc>
+      </w:tr>
+      <w:tr>
+        <w:tc>
+          <w:p>
+            <w:r>
+              <w:t>Azimuth Angle preAlarmLow · Chưa công bố khoảng số trong biểu mẫu</w:t>
+            </w:r>
+          </w:p>
+        </w:tc>
+        <w:tc>
+          <w:p>
+            <w:r>
+              <w:t>359</w:t>
+            </w:r>
+          </w:p>
+        </w:tc>
+        <w:tc>
+          <w:p>
+            <w:r>
+              <w:t>Giá trị: ______; Nguồn/trang: ______</w:t>
+            </w:r>
+          </w:p>
+        </w:tc>
+      </w:tr>
+      <w:tr>
+        <w:tc>
+          <w:p>
+            <w:r>
+              <w:t>Azimuth Angle nominal · Chưa công bố khoảng số trong biểu mẫu</w:t>
+            </w:r>
+          </w:p>
+        </w:tc>
+        <w:tc>
+          <w:p>
+            <w:r>
+              <w:t>360</w:t>
+            </w:r>
+          </w:p>
+        </w:tc>
+        <w:tc>
+          <w:p>
+            <w:r>
+              <w:t>Giá trị: ______; Nguồn/trang: ______</w:t>
+            </w:r>
+          </w:p>
+        </w:tc>
+      </w:tr>
+      <w:tr>
+        <w:tc>
+          <w:p>
+            <w:r>
+              <w:t>Azimuth Angle preAlarmHigh · Chưa công bố khoảng số trong biểu mẫu</w:t>
+            </w:r>
+          </w:p>
+        </w:tc>
+        <w:tc>
+          <w:p>
+            <w:r>
+              <w:t>361</w:t>
+            </w:r>
+          </w:p>
+        </w:tc>
+        <w:tc>
+          <w:p>
+            <w:r>
+              <w:t>Giá trị: ______; Nguồn/trang: ______</w:t>
+            </w:r>
+          </w:p>
+        </w:tc>
+      </w:tr>
+      <w:tr>
+        <w:tc>
+          <w:p>
+            <w:r>
+              <w:t>Azimuth Angle alarmHigh · Chưa công bố khoảng số trong biểu mẫu</w:t>
+            </w:r>
+          </w:p>
+        </w:tc>
+        <w:tc>
+          <w:p>
+            <w:r>
+              <w:t>362</w:t>
+            </w:r>
+          </w:p>
+        </w:tc>
+        <w:tc>
+          <w:p>
+            <w:r>
+              <w:t>Giá trị: ______; Nguồn/trang: ______</w:t>
+            </w:r>
+          </w:p>
+        </w:tc>
+      </w:tr>
+      <w:tr>
+        <w:tc>
+          <w:p>
+            <w:r>
+              <w:t>30 Hz Modulation alarmLow · Chưa công bố khoảng số trong biểu mẫu</w:t>
+            </w:r>
+          </w:p>
+        </w:tc>
+        <w:tc>
+          <w:p>
+            <w:r>
+              <w:t>28</w:t>
+            </w:r>
+          </w:p>
+        </w:tc>
+        <w:tc>
+          <w:p>
+            <w:r>
+              <w:t>Giá trị: ______; Nguồn/trang: ______</w:t>
+            </w:r>
+          </w:p>
+        </w:tc>
+      </w:tr>
+      <w:tr>
+        <w:tc>
+          <w:p>
+            <w:r>
+              <w:t>30 Hz Modulation preAlarmLow · Chưa công bố khoảng số trong biểu mẫu</w:t>
+            </w:r>
+          </w:p>
+        </w:tc>
+        <w:tc>
+          <w:p>
+            <w:r>
+              <w:t>28.5</w:t>
+            </w:r>
+          </w:p>
+        </w:tc>
+        <w:tc>
+          <w:p>
+            <w:r>
+              <w:t>Giá trị: ______; Nguồn/trang: ______</w:t>
+            </w:r>
+          </w:p>
+        </w:tc>
+      </w:tr>
+      <w:tr>
+        <w:tc>
+          <w:p>
+            <w:r>
+              <w:t>30 Hz Modulation nominal · Chưa công bố khoảng số trong biểu mẫu</w:t>
+            </w:r>
+          </w:p>
+        </w:tc>
+        <w:tc>
+          <w:p>
+            <w:r>
+              <w:t>30</w:t>
+            </w:r>
+          </w:p>
+        </w:tc>
+        <w:tc>
+          <w:p>
+            <w:r>
+              <w:t>Giá trị: ______; Nguồn/trang: ______</w:t>
+            </w:r>
+          </w:p>
+        </w:tc>
+      </w:tr>
+      <w:tr>
+        <w:tc>
+          <w:p>
+            <w:r>
+              <w:t>30 Hz Modulation preAlarmHigh · Chưa công bố khoảng số trong biểu mẫu</w:t>
+            </w:r>
+          </w:p>
+        </w:tc>
+        <w:tc>
+          <w:p>
+            <w:r>
+              <w:t>31.5</w:t>
+            </w:r>
+          </w:p>
+        </w:tc>
+        <w:tc>
+          <w:p>
+            <w:r>
+              <w:t>Giá trị: ______; Nguồn/trang: ______</w:t>
+            </w:r>
+          </w:p>
+        </w:tc>
+      </w:tr>
+      <w:tr>
+        <w:tc>
+          <w:p>
+            <w:r>
+              <w:t>30 Hz Modulation alarmHigh · Chưa công bố khoảng số trong biểu mẫu</w:t>
+            </w:r>
+          </w:p>
+        </w:tc>
+        <w:tc>
+          <w:p>
+            <w:r>
+              <w:t>32</w:t>
+            </w:r>
+          </w:p>
+        </w:tc>
+        <w:tc>
+          <w:p>
+            <w:r>
+              <w:t>Giá trị: ______; Nguồn/trang: ______</w:t>
+            </w:r>
+          </w:p>
+        </w:tc>
+      </w:tr>
+      <w:tr>
+        <w:tc>
+          <w:p>
+            <w:r>
+              <w:t>9960 Hz Modulation alarmLow · Chưa công bố khoảng số trong biểu mẫu</w:t>
+            </w:r>
+          </w:p>
+        </w:tc>
+        <w:tc>
+          <w:p>
+            <w:r>
+              <w:t>28</w:t>
+            </w:r>
+          </w:p>
+        </w:tc>
+        <w:tc>
+          <w:p>
+            <w:r>
+              <w:t>Giá trị: ______; Nguồn/trang: ______</w:t>
+            </w:r>
+          </w:p>
+        </w:tc>
+      </w:tr>
+      <w:tr>
+        <w:tc>
+          <w:p>
+            <w:r>
+              <w:t>9960 Hz Modulation preAlarmLow · Chưa công bố khoảng số trong biểu mẫu</w:t>
+            </w:r>
+          </w:p>
+        </w:tc>
+        <w:tc>
+          <w:p>
+            <w:r>
+              <w:t>28.5</w:t>
+            </w:r>
+          </w:p>
+        </w:tc>
+        <w:tc>
+          <w:p>
+            <w:r>
+              <w:t>Giá trị: ______; Nguồn/trang: ______</w:t>
+            </w:r>
+          </w:p>
+        </w:tc>
+      </w:tr>
+      <w:tr>
+        <w:tc>
+          <w:p>
+            <w:r>
+              <w:t>9960 Hz Modulation nominal · Chưa công bố khoảng số trong biểu mẫu</w:t>
+            </w:r>
+          </w:p>
+        </w:tc>
+        <w:tc>
+          <w:p>
+            <w:r>
+              <w:t>30</w:t>
+            </w:r>
+          </w:p>
+        </w:tc>
+        <w:tc>
+          <w:p>
+            <w:r>
+              <w:t>Giá trị: ______; Nguồn/trang: ______</w:t>
+            </w:r>
+          </w:p>
+        </w:tc>
+      </w:tr>
+      <w:tr>
+        <w:tc>
+          <w:p>
+            <w:r>
+              <w:t>9960 Hz Modulation preAlarmHigh · Chưa công bố khoảng số trong biểu mẫu</w:t>
+            </w:r>
+          </w:p>
+        </w:tc>
+        <w:tc>
+          <w:p>
+            <w:r>
+              <w:t>31.5</w:t>
+            </w:r>
+          </w:p>
+        </w:tc>
+        <w:tc>
+          <w:p>
+            <w:r>
+              <w:t>Giá trị: ______; Nguồn/trang: ______</w:t>
+            </w:r>
+          </w:p>
+        </w:tc>
+      </w:tr>
+      <w:tr>
+        <w:tc>
+          <w:p>
+            <w:r>
+              <w:t>9960 Hz Modulation alarmHigh · Chưa công bố khoảng số trong biểu mẫu</w:t>
+            </w:r>
+          </w:p>
+        </w:tc>
+        <w:tc>
+          <w:p>
+            <w:r>
+              <w:t>32</w:t>
+            </w:r>
+          </w:p>
+        </w:tc>
+        <w:tc>
+          <w:p>
+            <w:r>
+              <w:t>Giá trị: ______; Nguồn/trang: ______</w:t>
+            </w:r>
+          </w:p>
+        </w:tc>
+      </w:tr>
+      <w:tr>
+        <w:tc>
+          <w:p>
+            <w:r>
+              <w:t>FM Deviation alarmLow · Chưa công bố khoảng số trong biểu mẫu</w:t>
+            </w:r>
+          </w:p>
+        </w:tc>
+        <w:tc>
+          <w:p>
+            <w:r>
+              <w:t>15</w:t>
+            </w:r>
+          </w:p>
+        </w:tc>
+        <w:tc>
+          <w:p>
+            <w:r>
+              <w:t>Giá trị: ______; Nguồn/trang: ______</w:t>
+            </w:r>
+          </w:p>
+        </w:tc>
+      </w:tr>
+      <w:tr>
+        <w:tc>
+          <w:p>
+            <w:r>
+              <w:t>FM Deviation preAlarmLow · Chưa công bố khoảng số trong biểu mẫu</w:t>
+            </w:r>
+          </w:p>
+        </w:tc>
+        <w:tc>
+          <w:p>
+            <w:r>
+              <w:t>15.2</w:t>
+            </w:r>
+          </w:p>
+        </w:tc>
+        <w:tc>
+          <w:p>
+            <w:r>
+              <w:t>Giá trị: ______; Nguồn/trang: ______</w:t>
+            </w:r>
+          </w:p>
+        </w:tc>
+      </w:tr>
+      <w:tr>
+        <w:tc>
+          <w:p>
+            <w:r>
+              <w:t>FM Deviation nominal · Chưa công bố khoảng số trong biểu mẫu</w:t>
+            </w:r>
+          </w:p>
+        </w:tc>
+        <w:tc>
+          <w:p>
+            <w:r>
+              <w:t>16</w:t>
+            </w:r>
+          </w:p>
+        </w:tc>
+        <w:tc>
+          <w:p>
+            <w:r>
+              <w:t>Giá trị: ______; Nguồn/trang: ______</w:t>
+            </w:r>
+          </w:p>
+        </w:tc>
+      </w:tr>
+      <w:tr>
+        <w:tc>
+          <w:p>
+            <w:r>
+              <w:t>FM Deviation preAlarmHigh · Chưa công bố khoảng số trong biểu mẫu</w:t>
+            </w:r>
+          </w:p>
+        </w:tc>
+        <w:tc>
+          <w:p>
+            <w:r>
+              <w:t>16.3</w:t>
+            </w:r>
+          </w:p>
+        </w:tc>
+        <w:tc>
+          <w:p>
+            <w:r>
+              <w:t>Giá trị: ______; Nguồn/trang: ______</w:t>
+            </w:r>
+          </w:p>
+        </w:tc>
+      </w:tr>
+      <w:tr>
+        <w:tc>
+          <w:p>
+            <w:r>
+              <w:t>FM Deviation alarmHigh · Chưa công bố khoảng số trong biểu mẫu</w:t>
+            </w:r>
+          </w:p>
+        </w:tc>
+        <w:tc>
+          <w:p>
+            <w:r>
+              <w:t>17</w:t>
+            </w:r>
+          </w:p>
+        </w:tc>
+        <w:tc>
+          <w:p>
+            <w:r>
+              <w:t>Giá trị: ______; Nguồn/trang: ______</w:t>
+            </w:r>
+          </w:p>
+        </w:tc>
+      </w:tr>
+      <w:tr>
+        <w:tc>
+          <w:p>
+            <w:r>
+              <w:t>RF Level alarmLow · Chưa công bố khoảng số trong biểu mẫu</w:t>
+            </w:r>
+          </w:p>
+        </w:tc>
+        <w:tc>
+          <w:p>
+            <w:r>
+              <w:t>-3</w:t>
+            </w:r>
+          </w:p>
+        </w:tc>
+        <w:tc>
+          <w:p>
+            <w:r>
+              <w:t>Giá trị: ______; Nguồn/trang: ______</w:t>
+            </w:r>
+          </w:p>
+        </w:tc>
+      </w:tr>
+      <w:tr>
+        <w:tc>
+          <w:p>
+            <w:r>
+              <w:t>RF Level preAlarmLow · Chưa công bố khoảng số trong biểu mẫu</w:t>
+            </w:r>
+          </w:p>
+        </w:tc>
+        <w:tc>
+          <w:p>
+            <w:r>
+              <w:t>-1</w:t>
+            </w:r>
+          </w:p>
+        </w:tc>
+        <w:tc>
+          <w:p>
+            <w:r>
+              <w:t>Giá trị: ______; Nguồn/trang: ______</w:t>
+            </w:r>
+          </w:p>
+        </w:tc>
+      </w:tr>
+      <w:tr>
+        <w:tc>
+          <w:p>
+            <w:r>
+              <w:t>RF Level nominal · Chưa công bố khoảng số trong biểu mẫu</w:t>
+            </w:r>
+          </w:p>
+        </w:tc>
+        <w:tc>
+          <w:p>
+            <w:r>
+              <w:t>0</w:t>
+            </w:r>
+          </w:p>
+        </w:tc>
+        <w:tc>
+          <w:p>
+            <w:r>
+              <w:t>Giá trị: ______; Nguồn/trang: ______</w:t>
+            </w:r>
+          </w:p>
+        </w:tc>
+      </w:tr>
+      <w:tr>
+        <w:tc>
+          <w:p>
+            <w:r>
+              <w:t>RF Level preAlarmHigh · Chưa công bố khoảng số trong biểu mẫu</w:t>
+            </w:r>
+          </w:p>
+        </w:tc>
+        <w:tc>
+          <w:p>
+            <w:r>
+              <w:t>1</w:t>
+            </w:r>
+          </w:p>
+        </w:tc>
+        <w:tc>
+          <w:p>
+            <w:r>
+              <w:t>Giá trị: ______; Nguồn/trang: ______</w:t>
+            </w:r>
+          </w:p>
+        </w:tc>
+      </w:tr>
+      <w:tr>
+        <w:tc>
+          <w:p>
+            <w:r>
+              <w:t>RF Level alarmHigh · Chưa công bố khoảng số trong biểu mẫu</w:t>
+            </w:r>
+          </w:p>
+        </w:tc>
+        <w:tc>
+          <w:p>
+            <w:r>
+              <w:t>3</w:t>
+            </w:r>
+          </w:p>
+        </w:tc>
+        <w:tc>
+          <w:p>
+            <w:r>
+              <w:t>Giá trị: ______; Nguồn/trang: ______</w:t>
+            </w:r>
+          </w:p>
+        </w:tc>
+      </w:tr>
+      <w:tr>
+        <w:tc>
+          <w:p>
+            <w:r>
+              <w:t>Monitor 1 Azimuth alarmLow · Đơn vị: ° · ≥ -720 · ≤ 720</w:t>
+            </w:r>
+          </w:p>
+        </w:tc>
+        <w:tc>
+          <w:p>
+            <w:r>
+              <w:t>358</w:t>
+            </w:r>
+          </w:p>
+        </w:tc>
+        <w:tc>
+          <w:p>
+            <w:r>
+              <w:t>Giá trị: ______; Nguồn/trang: ______</w:t>
+            </w:r>
+          </w:p>
+        </w:tc>
+      </w:tr>
+      <w:tr>
+        <w:tc>
+          <w:p>
+            <w:r>
+              <w:t>Monitor 1 Azimuth preAlarmLow · Đơn vị: ° · ≥ -720 · ≤ 720</w:t>
+            </w:r>
+          </w:p>
+        </w:tc>
+        <w:tc>
+          <w:p>
+            <w:r>
+              <w:t>359</w:t>
+            </w:r>
+          </w:p>
+        </w:tc>
+        <w:tc>
+          <w:p>
+            <w:r>
+              <w:t>Giá trị: ______; Nguồn/trang: ______</w:t>
+            </w:r>
+          </w:p>
+        </w:tc>
+      </w:tr>
+      <w:tr>
+        <w:tc>
+          <w:p>
+            <w:r>
+              <w:t>Monitor 1 Azimuth nominal · Đơn vị: ° · ≥ -720 · ≤ 720</w:t>
+            </w:r>
+          </w:p>
+        </w:tc>
+        <w:tc>
+          <w:p>
+            <w:r>
+              <w:t>360</w:t>
+            </w:r>
+          </w:p>
+        </w:tc>
+        <w:tc>
+          <w:p>
+            <w:r>
+              <w:t>Giá trị: ______; Nguồn/trang: ______</w:t>
+            </w:r>
+          </w:p>
+        </w:tc>
+      </w:tr>
+      <w:tr>
+        <w:tc>
+          <w:p>
+            <w:r>
+              <w:t>Monitor 1 Azimuth preAlarmHigh · Đơn vị: ° · ≥ -720 · ≤ 720</w:t>
+            </w:r>
+          </w:p>
+        </w:tc>
+        <w:tc>
+          <w:p>
+            <w:r>
+              <w:t>361</w:t>
+            </w:r>
+          </w:p>
+        </w:tc>
+        <w:tc>
+          <w:p>
+            <w:r>
+              <w:t>Giá trị: ______; Nguồn/trang: ______</w:t>
+            </w:r>
+          </w:p>
+        </w:tc>
+      </w:tr>
+      <w:tr>
+        <w:tc>
+          <w:p>
+            <w:r>
+              <w:t>Monitor 1 Azimuth alarmHigh · Đơn vị: ° · ≥ -720 · ≤ 720</w:t>
+            </w:r>
+          </w:p>
+        </w:tc>
+        <w:tc>
+          <w:p>
+            <w:r>
+              <w:t>362</w:t>
+            </w:r>
+          </w:p>
+        </w:tc>
+        <w:tc>
+          <w:p>
+            <w:r>
+              <w:t>Giá trị: ______; Nguồn/trang: ______</w:t>
+            </w:r>
+          </w:p>
+        </w:tc>
+      </w:tr>
+      <w:tr>
+        <w:tc>
+          <w:p>
+            <w:r>
+              <w:t>Monitor 2 Azimuth alarmLow · Đơn vị: ° · ≥ -720 · ≤ 720</w:t>
+            </w:r>
+          </w:p>
+        </w:tc>
+        <w:tc>
+          <w:p>
+            <w:r>
+              <w:t>358</w:t>
+            </w:r>
+          </w:p>
+        </w:tc>
+        <w:tc>
+          <w:p>
+            <w:r>
+              <w:t>Giá trị: ______; Nguồn/trang: ______</w:t>
+            </w:r>
+          </w:p>
+        </w:tc>
+      </w:tr>
+      <w:tr>
+        <w:tc>
+          <w:p>
+            <w:r>
+              <w:t>Monitor 2 Azimuth preAlarmLow · Đơn vị: ° · ≥ -720 · ≤ 720</w:t>
+            </w:r>
+          </w:p>
+        </w:tc>
+        <w:tc>
+          <w:p>
+            <w:r>
+              <w:t>359</w:t>
+            </w:r>
+          </w:p>
+        </w:tc>
+        <w:tc>
+          <w:p>
+            <w:r>
+              <w:t>Giá trị: ______; Nguồn/trang: ______</w:t>
+            </w:r>
+          </w:p>
+        </w:tc>
+      </w:tr>
+      <w:tr>
+        <w:tc>
+          <w:p>
+            <w:r>
+              <w:t>Monitor 2 Azimuth nominal · Đơn vị: ° · ≥ -720 · ≤ 720</w:t>
+            </w:r>
+          </w:p>
+        </w:tc>
+        <w:tc>
+          <w:p>
+            <w:r>
+              <w:t>360</w:t>
+            </w:r>
+          </w:p>
+        </w:tc>
+        <w:tc>
+          <w:p>
+            <w:r>
+              <w:t>Giá trị: ______; Nguồn/trang: ______</w:t>
+            </w:r>
+          </w:p>
+        </w:tc>
+      </w:tr>
+      <w:tr>
+        <w:tc>
+          <w:p>
+            <w:r>
+              <w:t>Monitor 2 Azimuth preAlarmHigh · Đơn vị: ° · ≥ -720 · ≤ 720</w:t>
+            </w:r>
+          </w:p>
+        </w:tc>
+        <w:tc>
+          <w:p>
+            <w:r>
+              <w:t>361</w:t>
+            </w:r>
+          </w:p>
+        </w:tc>
+        <w:tc>
+          <w:p>
+            <w:r>
+              <w:t>Giá trị: ______; Nguồn/trang: ______</w:t>
+            </w:r>
+          </w:p>
+        </w:tc>
+      </w:tr>
+      <w:tr>
+        <w:tc>
+          <w:p>
+            <w:r>
+              <w:t>Monitor 2 Azimuth alarmHigh · Đơn vị: ° · ≥ -720 · ≤ 720</w:t>
+            </w:r>
+          </w:p>
+        </w:tc>
+        <w:tc>
+          <w:p>
+            <w:r>
+              <w:t>362</w:t>
+            </w:r>
+          </w:p>
+        </w:tc>
+        <w:tc>
+          <w:p>
+            <w:r>
+              <w:t>Giá trị: ______; Nguồn/trang: ______</w:t>
+            </w:r>
+          </w:p>
+        </w:tc>
+      </w:tr>
+    </w:tbl>
+    <w:p>
+      <w:pPr>
+        <w:pStyle w:val="Heading2"/>
+      </w:pPr>
+      <w:r>
+        <w:t>Monitor Offsets</w:t>
+      </w:r>
+    </w:p>
+    <w:tbl>
+      <w:tblPr>
+        <w:tblStyle w:val="TableGrid"/>
+        <w:tblW w:type="auto" w:w="0"/>
+        <w:tblLayout w:type="fixed"/>
+        <w:tblLook w:firstColumn="1" w:firstRow="1" w:lastColumn="0" w:lastRow="0" w:noHBand="0" w:noVBand="1" w:val="04A0"/>
+      </w:tblPr>
+      <w:tblGrid>
+        <w:gridCol w:w="5472"/>
+        <w:gridCol w:w="1656"/>
+        <w:gridCol w:w="2736"/>
+      </w:tblGrid>
+      <w:tr>
+        <w:trPr>
+          <w:tblHeader/>
+        </w:trPr>
+        <w:tc>
+          <w:tcPr>
+            <w:tcW w:type="dxa" w:w="5472"/>
+          </w:tcPr>
+          <w:p>
+            <w:r>
+              <w:rPr>
+                <w:b/>
+              </w:rPr>
+              <w:t>Thông số / đơn vị / giới hạn</w:t>
+            </w:r>
+          </w:p>
+        </w:tc>
+        <w:tc>
+          <w:tcPr>
+            <w:tcW w:type="dxa" w:w="1656"/>
+          </w:tcPr>
+          <w:p>
+            <w:r>
+              <w:rPr>
+                <w:b/>
+              </w:rPr>
+              <w:t>Mặc định mô phỏng</w:t>
+            </w:r>
+          </w:p>
+        </w:tc>
+        <w:tc>
+          <w:tcPr>
+            <w:tcW w:type="dxa" w:w="2736"/>
+          </w:tcPr>
+          <w:p>
+            <w:r>
+              <w:rPr>
+                <w:b/>
+              </w:rPr>
+              <w:t>Giá trị tài liệu / Nguồn/trang</w:t>
+            </w:r>
+          </w:p>
+        </w:tc>
+      </w:tr>
+      <w:tr>
+        <w:tc>
+          <w:p>
+            <w:r>
+              <w:t>MON1 Azimuth Angle offset · Chưa công bố khoảng số trong biểu mẫu</w:t>
+            </w:r>
+          </w:p>
+        </w:tc>
+        <w:tc>
+          <w:p>
+            <w:r>
+              <w:t>0</w:t>
+            </w:r>
+          </w:p>
+        </w:tc>
+        <w:tc>
+          <w:p>
+            <w:r>
+              <w:t>Giá trị: ______; Nguồn/trang: ______</w:t>
+            </w:r>
+          </w:p>
+        </w:tc>
+      </w:tr>
+      <w:tr>
+        <w:tc>
+          <w:p>
+            <w:r>
+              <w:t>MON1 30 Hz Modulation offset · Chưa công bố khoảng số trong biểu mẫu</w:t>
+            </w:r>
+          </w:p>
+        </w:tc>
+        <w:tc>
+          <w:p>
+            <w:r>
+              <w:t>0</w:t>
+            </w:r>
+          </w:p>
+        </w:tc>
+        <w:tc>
+          <w:p>
+            <w:r>
+              <w:t>Giá trị: ______; Nguồn/trang: ______</w:t>
+            </w:r>
+          </w:p>
+        </w:tc>
+      </w:tr>
+      <w:tr>
+        <w:tc>
+          <w:p>
+            <w:r>
+              <w:t>MON1 9960 Hz Modulation offset · Chưa công bố khoảng số trong biểu mẫu</w:t>
+            </w:r>
+          </w:p>
+        </w:tc>
+        <w:tc>
+          <w:p>
+            <w:r>
+              <w:t>0</w:t>
+            </w:r>
+          </w:p>
+        </w:tc>
+        <w:tc>
+          <w:p>
+            <w:r>
+              <w:t>Giá trị: ______; Nguồn/trang: ______</w:t>
+            </w:r>
+          </w:p>
+        </w:tc>
+      </w:tr>
+      <w:tr>
+        <w:tc>
+          <w:p>
+            <w:r>
+              <w:t>MON1 FM Deviation offset · Chưa công bố khoảng số trong biểu mẫu</w:t>
+            </w:r>
+          </w:p>
+        </w:tc>
+        <w:tc>
+          <w:p>
+            <w:r>
+              <w:t>0</w:t>
+            </w:r>
+          </w:p>
+        </w:tc>
+        <w:tc>
+          <w:p>
+            <w:r>
+              <w:t>Giá trị: ______; Nguồn/trang: ______</w:t>
+            </w:r>
+          </w:p>
+        </w:tc>
+      </w:tr>
+      <w:tr>
+        <w:tc>
+          <w:p>
+            <w:r>
+              <w:t>MON1 RF Level offset · Chưa công bố khoảng số trong biểu mẫu</w:t>
+            </w:r>
+          </w:p>
+        </w:tc>
+        <w:tc>
+          <w:p>
+            <w:r>
+              <w:t>0</w:t>
+            </w:r>
+          </w:p>
+        </w:tc>
+        <w:tc>
+          <w:p>
+            <w:r>
+              <w:t>Giá trị: ______; Nguồn/trang: ______</w:t>
+            </w:r>
+          </w:p>
+        </w:tc>
+      </w:tr>
+      <w:tr>
+        <w:tc>
+          <w:p>
+            <w:r>
+              <w:t>MON2 Azimuth Angle offset · Chưa công bố khoảng số trong biểu mẫu</w:t>
+            </w:r>
+          </w:p>
+        </w:tc>
+        <w:tc>
+          <w:p>
+            <w:r>
+              <w:t>0</w:t>
+            </w:r>
+          </w:p>
+        </w:tc>
+        <w:tc>
+          <w:p>
+            <w:r>
+              <w:t>Giá trị: ______; Nguồn/trang: ______</w:t>
+            </w:r>
+          </w:p>
+        </w:tc>
+      </w:tr>
+      <w:tr>
+        <w:tc>
+          <w:p>
+            <w:r>
+              <w:t>MON2 30 Hz Modulation offset · Chưa công bố khoảng số trong biểu mẫu</w:t>
+            </w:r>
+          </w:p>
+        </w:tc>
+        <w:tc>
+          <w:p>
+            <w:r>
+              <w:t>0</w:t>
+            </w:r>
+          </w:p>
+        </w:tc>
+        <w:tc>
+          <w:p>
+            <w:r>
+              <w:t>Giá trị: ______; Nguồn/trang: ______</w:t>
+            </w:r>
+          </w:p>
+        </w:tc>
+      </w:tr>
+      <w:tr>
+        <w:tc>
+          <w:p>
+            <w:r>
+              <w:t>MON2 9960 Hz Modulation offset · Chưa công bố khoảng số trong biểu mẫu</w:t>
+            </w:r>
+          </w:p>
+        </w:tc>
+        <w:tc>
+          <w:p>
+            <w:r>
+              <w:t>0</w:t>
+            </w:r>
+          </w:p>
+        </w:tc>
+        <w:tc>
+          <w:p>
+            <w:r>
+              <w:t>Giá trị: ______; Nguồn/trang: ______</w:t>
+            </w:r>
+          </w:p>
+        </w:tc>
+      </w:tr>
+      <w:tr>
+        <w:tc>
+          <w:p>
+            <w:r>
+              <w:t>MON2 FM Deviation offset · Chưa công bố khoảng số trong biểu mẫu</w:t>
+            </w:r>
+          </w:p>
+        </w:tc>
+        <w:tc>
+          <w:p>
+            <w:r>
+              <w:t>0</w:t>
+            </w:r>
+          </w:p>
+        </w:tc>
+        <w:tc>
+          <w:p>
+            <w:r>
+              <w:t>Giá trị: ______; Nguồn/trang: ______</w:t>
+            </w:r>
+          </w:p>
+        </w:tc>
+      </w:tr>
+      <w:tr>
+        <w:tc>
+          <w:p>
+            <w:r>
+              <w:t>MON2 RF Level offset · Chưa công bố khoảng số trong biểu mẫu</w:t>
+            </w:r>
+          </w:p>
+        </w:tc>
+        <w:tc>
+          <w:p>
+            <w:r>
+              <w:t>0</w:t>
+            </w:r>
+          </w:p>
+        </w:tc>
+        <w:tc>
+          <w:p>
+            <w:r>
+              <w:t>Giá trị: ______; Nguồn/trang: ______</w:t>
+            </w:r>
+          </w:p>
+        </w:tc>
+      </w:tr>
+      <w:tr>
+        <w:tc>
+          <w:p>
+            <w:r>
+              <w:t>Monitor 1 Field Detector Azimuth Angle Offset · Đơn vị: ° · ≥ -360 · ≤ 360</w:t>
+            </w:r>
+          </w:p>
+        </w:tc>
+        <w:tc>
+          <w:p>
+            <w:r>
+              <w:t>0</w:t>
+            </w:r>
+          </w:p>
+        </w:tc>
+        <w:tc>
+          <w:p>
+            <w:r>
+              <w:t>Giá trị: ______; Nguồn/trang: ______</w:t>
+            </w:r>
+          </w:p>
+        </w:tc>
+      </w:tr>
+      <w:tr>
+        <w:tc>
+          <w:p>
+            <w:r>
+              <w:t>Monitor 1 Field Detector 30 Hz Modulation Scale · Đơn vị: % · ≥ 0 · ≤ 200</w:t>
+            </w:r>
+          </w:p>
+        </w:tc>
+        <w:tc>
+          <w:p>
+            <w:r>
+              <w:t>100</w:t>
+            </w:r>
+          </w:p>
+        </w:tc>
+        <w:tc>
+          <w:p>
+            <w:r>
+              <w:t>Giá trị: ______; Nguồn/trang: ______</w:t>
+            </w:r>
+          </w:p>
+        </w:tc>
+      </w:tr>
+      <w:tr>
+        <w:tc>
+          <w:p>
+            <w:r>
+              <w:t>Monitor 1 Field Detector 9960 Hz Modulation Scale · Đơn vị: % · ≥ 0 · ≤ 200</w:t>
+            </w:r>
+          </w:p>
+        </w:tc>
+        <w:tc>
+          <w:p>
+            <w:r>
+              <w:t>100</w:t>
+            </w:r>
+          </w:p>
+        </w:tc>
+        <w:tc>
+          <w:p>
+            <w:r>
+              <w:t>Giá trị: ______; Nguồn/trang: ______</w:t>
+            </w:r>
+          </w:p>
+        </w:tc>
+      </w:tr>
+      <w:tr>
+        <w:tc>
+          <w:p>
+            <w:r>
+              <w:t>Monitor 1 Field Detector 9960 Hz Deviation Scale · Đơn vị: % · ≥ 0 · ≤ 200</w:t>
+            </w:r>
+          </w:p>
+        </w:tc>
+        <w:tc>
+          <w:p>
+            <w:r>
+              <w:t>100</w:t>
+            </w:r>
+          </w:p>
+        </w:tc>
+        <w:tc>
+          <w:p>
+            <w:r>
+              <w:t>Giá trị: ______; Nguồn/trang: ______</w:t>
+            </w:r>
+          </w:p>
+        </w:tc>
+      </w:tr>
+      <w:tr>
+        <w:tc>
+          <w:p>
+            <w:r>
+              <w:t>Monitor 1 Field Detector RF Level Offset · Đơn vị: dB · ≥ -20 · ≤ 20</w:t>
+            </w:r>
+          </w:p>
+        </w:tc>
+        <w:tc>
+          <w:p>
+            <w:r>
+              <w:t>0</w:t>
+            </w:r>
+          </w:p>
+        </w:tc>
+        <w:tc>
+          <w:p>
+            <w:r>
+              <w:t>Giá trị: ______; Nguồn/trang: ______</w:t>
+            </w:r>
+          </w:p>
+        </w:tc>
+      </w:tr>
+      <w:tr>
+        <w:tc>
+          <w:p>
+            <w:r>
+              <w:t>Monitor 1 Test Generator Azimuth Angle Offset · Đơn vị: ° · ≥ -360 · ≤ 360</w:t>
+            </w:r>
+          </w:p>
+        </w:tc>
+        <w:tc>
+          <w:p>
+            <w:r>
+              <w:t>0</w:t>
+            </w:r>
+          </w:p>
+        </w:tc>
+        <w:tc>
+          <w:p>
+            <w:r>
+              <w:t>Giá trị: ______; Nguồn/trang: ______</w:t>
+            </w:r>
+          </w:p>
+        </w:tc>
+      </w:tr>
+      <w:tr>
+        <w:tc>
+          <w:p>
+            <w:r>
+              <w:t>Monitor 1 Test Generator 30 Hz Modulation Scale · Đơn vị: % · ≥ 0 · ≤ 200</w:t>
+            </w:r>
+          </w:p>
+        </w:tc>
+        <w:tc>
+          <w:p>
+            <w:r>
+              <w:t>100</w:t>
+            </w:r>
+          </w:p>
+        </w:tc>
+        <w:tc>
+          <w:p>
+            <w:r>
+              <w:t>Giá trị: ______; Nguồn/trang: ______</w:t>
+            </w:r>
+          </w:p>
+        </w:tc>
+      </w:tr>
+      <w:tr>
+        <w:tc>
+          <w:p>
+            <w:r>
+              <w:t>Monitor 1 Test Generator 9960 Hz Modulation Scale · Đơn vị: % · ≥ 0 · ≤ 200</w:t>
+            </w:r>
+          </w:p>
+        </w:tc>
+        <w:tc>
+          <w:p>
+            <w:r>
+              <w:t>100</w:t>
+            </w:r>
+          </w:p>
+        </w:tc>
+        <w:tc>
+          <w:p>
+            <w:r>
+              <w:t>Giá trị: ______; Nguồn/trang: ______</w:t>
+            </w:r>
+          </w:p>
+        </w:tc>
+      </w:tr>
+      <w:tr>
+        <w:tc>
+          <w:p>
+            <w:r>
+              <w:t>Monitor 1 Test Generator 9960 Hz Deviation Scale · Đơn vị: % · ≥ 0 · ≤ 200</w:t>
+            </w:r>
+          </w:p>
+        </w:tc>
+        <w:tc>
+          <w:p>
+            <w:r>
+              <w:t>100</w:t>
+            </w:r>
+          </w:p>
+        </w:tc>
+        <w:tc>
+          <w:p>
+            <w:r>
+              <w:t>Giá trị: ______; Nguồn/trang: ______</w:t>
+            </w:r>
+          </w:p>
+        </w:tc>
+      </w:tr>
+      <w:tr>
+        <w:tc>
+          <w:p>
+            <w:r>
+              <w:t>Monitor 1 Test Generator RF Level Offset · Đơn vị: dB · ≥ -20 · ≤ 20</w:t>
+            </w:r>
+          </w:p>
+        </w:tc>
+        <w:tc>
+          <w:p>
+            <w:r>
+              <w:t>0</w:t>
+            </w:r>
+          </w:p>
+        </w:tc>
+        <w:tc>
+          <w:p>
+            <w:r>
+              <w:t>Giá trị: ______; Nguồn/trang: ______</w:t>
+            </w:r>
+          </w:p>
+        </w:tc>
+      </w:tr>
+      <w:tr>
+        <w:tc>
+          <w:p>
+            <w:r>
+              <w:t>Monitor 2 Field Detector Azimuth Angle Offset · Đơn vị: ° · ≥ -360 · ≤ 360</w:t>
+            </w:r>
+          </w:p>
+        </w:tc>
+        <w:tc>
+          <w:p>
+            <w:r>
+              <w:t>0</w:t>
+            </w:r>
+          </w:p>
+        </w:tc>
+        <w:tc>
+          <w:p>
+            <w:r>
+              <w:t>Giá trị: ______; Nguồn/trang: ______</w:t>
+            </w:r>
+          </w:p>
+        </w:tc>
+      </w:tr>
+      <w:tr>
+        <w:tc>
+          <w:p>
+            <w:r>
+              <w:t>Monitor 2 Field Detector 30 Hz Modulation Scale · Đơn vị: % · ≥ 0 · ≤ 200</w:t>
+            </w:r>
+          </w:p>
+        </w:tc>
+        <w:tc>
+          <w:p>
+            <w:r>
+              <w:t>100</w:t>
+            </w:r>
+          </w:p>
+        </w:tc>
+        <w:tc>
+          <w:p>
+            <w:r>
+              <w:t>Giá trị: ______; Nguồn/trang: ______</w:t>
+            </w:r>
+          </w:p>
+        </w:tc>
+      </w:tr>
+      <w:tr>
+        <w:tc>
+          <w:p>
+            <w:r>
+              <w:t>Monitor 2 Field Detector 9960 Hz Modulation Scale · Đơn vị: % · ≥ 0 · ≤ 200</w:t>
+            </w:r>
+          </w:p>
+        </w:tc>
+        <w:tc>
+          <w:p>
+            <w:r>
+              <w:t>100</w:t>
+            </w:r>
+          </w:p>
+        </w:tc>
+        <w:tc>
+          <w:p>
+            <w:r>
+              <w:t>Giá trị: ______; Nguồn/trang: ______</w:t>
+            </w:r>
+          </w:p>
+        </w:tc>
+      </w:tr>
+      <w:tr>
+        <w:tc>
+          <w:p>
+            <w:r>
+              <w:t>Monitor 2 Field Detector 9960 Hz Deviation Scale · Đơn vị: % · ≥ 0 · ≤ 200</w:t>
+            </w:r>
+          </w:p>
+        </w:tc>
+        <w:tc>
+          <w:p>
+            <w:r>
+              <w:t>100</w:t>
+            </w:r>
+          </w:p>
+        </w:tc>
+        <w:tc>
+          <w:p>
+            <w:r>
+              <w:t>Giá trị: ______; Nguồn/trang: ______</w:t>
+            </w:r>
+          </w:p>
+        </w:tc>
+      </w:tr>
+      <w:tr>
+        <w:tc>
+          <w:p>
+            <w:r>
+              <w:t>Monitor 2 Field Detector RF Level Offset · Đơn vị: dB · ≥ -20 · ≤ 20</w:t>
+            </w:r>
+          </w:p>
+        </w:tc>
+        <w:tc>
+          <w:p>
+            <w:r>
+              <w:t>0</w:t>
+            </w:r>
+          </w:p>
+        </w:tc>
+        <w:tc>
+          <w:p>
+            <w:r>
+              <w:t>Giá trị: ______; Nguồn/trang: ______</w:t>
+            </w:r>
+          </w:p>
+        </w:tc>
+      </w:tr>
+      <w:tr>
+        <w:tc>
+          <w:p>
+            <w:r>
+              <w:t>Monitor 2 Test Generator Azimuth Angle Offset · Đơn vị: ° · ≥ -360 · ≤ 360</w:t>
+            </w:r>
+          </w:p>
+        </w:tc>
+        <w:tc>
+          <w:p>
+            <w:r>
+              <w:t>0</w:t>
+            </w:r>
+          </w:p>
+        </w:tc>
+        <w:tc>
+          <w:p>
+            <w:r>
+              <w:t>Giá trị: ______; Nguồn/trang: ______</w:t>
+            </w:r>
+          </w:p>
+        </w:tc>
+      </w:tr>
+      <w:tr>
+        <w:tc>
+          <w:p>
+            <w:r>
+              <w:t>Monitor 2 Test Generator 30 Hz Modulation Scale · Đơn vị: % · ≥ 0 · ≤ 200</w:t>
+            </w:r>
+          </w:p>
+        </w:tc>
+        <w:tc>
+          <w:p>
+            <w:r>
+              <w:t>100</w:t>
+            </w:r>
+          </w:p>
+        </w:tc>
+        <w:tc>
+          <w:p>
+            <w:r>
+              <w:t>Giá trị: ______; Nguồn/trang: ______</w:t>
+            </w:r>
+          </w:p>
+        </w:tc>
+      </w:tr>
+      <w:tr>
+        <w:tc>
+          <w:p>
+            <w:r>
+              <w:t>Monitor 2 Test Generator 9960 Hz Modulation Scale · Đơn vị: % · ≥ 0 · ≤ 200</w:t>
+            </w:r>
+          </w:p>
+        </w:tc>
+        <w:tc>
+          <w:p>
+            <w:r>
+              <w:t>100</w:t>
+            </w:r>
+          </w:p>
+        </w:tc>
+        <w:tc>
+          <w:p>
+            <w:r>
+              <w:t>Giá trị: ______; Nguồn/trang: ______</w:t>
+            </w:r>
+          </w:p>
+        </w:tc>
+      </w:tr>
+      <w:tr>
+        <w:tc>
+          <w:p>
+            <w:r>
+              <w:t>Monitor 2 Test Generator 9960 Hz Deviation Scale · Đơn vị: % · ≥ 0 · ≤ 200</w:t>
+            </w:r>
+          </w:p>
+        </w:tc>
+        <w:tc>
+          <w:p>
+            <w:r>
+              <w:t>100</w:t>
+            </w:r>
+          </w:p>
+        </w:tc>
+        <w:tc>
+          <w:p>
+            <w:r>
+              <w:t>Giá trị: ______; Nguồn/trang: ______</w:t>
+            </w:r>
+          </w:p>
+        </w:tc>
+      </w:tr>
+      <w:tr>
+        <w:tc>
+          <w:p>
+            <w:r>
+              <w:t>Monitor 2 Test Generator RF Level Offset · Đơn vị: dB · ≥ -20 · ≤ 20</w:t>
+            </w:r>
+          </w:p>
+        </w:tc>
+        <w:tc>
+          <w:p>
+            <w:r>
+              <w:t>0</w:t>
+            </w:r>
+          </w:p>
+        </w:tc>
+        <w:tc>
+          <w:p>
+            <w:r>
+              <w:t>Giá trị: ______; Nguồn/trang: ______</w:t>
+            </w:r>
+          </w:p>
+        </w:tc>
+      </w:tr>
+    </w:tbl>
+    <w:p>
+      <w:pPr>
+        <w:pStyle w:val="Heading2"/>
+      </w:pPr>
+      <w:r>
+        <w:t>Test Generator</w:t>
+      </w:r>
+    </w:p>
+    <w:tbl>
+      <w:tblPr>
+        <w:tblStyle w:val="TableGrid"/>
+        <w:tblW w:type="auto" w:w="0"/>
+        <w:tblLayout w:type="fixed"/>
+        <w:tblLook w:firstColumn="1" w:firstRow="1" w:lastColumn="0" w:lastRow="0" w:noHBand="0" w:noVBand="1" w:val="04A0"/>
+      </w:tblPr>
+      <w:tblGrid>
+        <w:gridCol w:w="5472"/>
+        <w:gridCol w:w="1656"/>
+        <w:gridCol w:w="2736"/>
+      </w:tblGrid>
+      <w:tr>
+        <w:trPr>
+          <w:tblHeader/>
+        </w:trPr>
+        <w:tc>
+          <w:tcPr>
+            <w:tcW w:type="dxa" w:w="5472"/>
+          </w:tcPr>
+          <w:p>
+            <w:r>
+              <w:rPr>
+                <w:b/>
+              </w:rPr>
+              <w:t>Thông số / đơn vị / giới hạn</w:t>
+            </w:r>
+          </w:p>
+        </w:tc>
+        <w:tc>
+          <w:tcPr>
+            <w:tcW w:type="dxa" w:w="1656"/>
+          </w:tcPr>
+          <w:p>
+            <w:r>
+              <w:rPr>
+                <w:b/>
+              </w:rPr>
+              <w:t>Mặc định mô phỏng</w:t>
+            </w:r>
+          </w:p>
+        </w:tc>
+        <w:tc>
+          <w:tcPr>
+            <w:tcW w:type="dxa" w:w="2736"/>
+          </w:tcPr>
+          <w:p>
+            <w:r>
+              <w:rPr>
+                <w:b/>
+              </w:rPr>
+              <w:t>Giá trị tài liệu / Nguồn/trang</w:t>
+            </w:r>
+          </w:p>
+        </w:tc>
+      </w:tr>
+      <w:tr>
+        <w:tc>
+          <w:p>
+            <w:r>
+              <w:t>Test Generator Azimuth Angle · Đơn vị: ° · ≥ 0 · ≤ 360</w:t>
+            </w:r>
+          </w:p>
+        </w:tc>
+        <w:tc>
+          <w:p>
+            <w:r>
+              <w:t>0</w:t>
+            </w:r>
+          </w:p>
+        </w:tc>
+        <w:tc>
+          <w:p>
+            <w:r>
+              <w:t>Giá trị: ______; Nguồn/trang: ______</w:t>
+            </w:r>
+          </w:p>
+        </w:tc>
+      </w:tr>
+      <w:tr>
+        <w:tc>
+          <w:p>
+            <w:r>
+              <w:t>Test Generator 30 Hz Modulation · Đơn vị: % · ≥ 0 · ≤ 100</w:t>
+            </w:r>
+          </w:p>
+        </w:tc>
+        <w:tc>
+          <w:p>
+            <w:r>
+              <w:t>30</w:t>
+            </w:r>
+          </w:p>
+        </w:tc>
+        <w:tc>
+          <w:p>
+            <w:r>
+              <w:t>Giá trị: ______; Nguồn/trang: ______</w:t>
+            </w:r>
+          </w:p>
+        </w:tc>
+      </w:tr>
+      <w:tr>
+        <w:tc>
+          <w:p>
+            <w:r>
+              <w:t>Test Generator 9960 Hz Modulation · Đơn vị: % · ≥ 0 · ≤ 100</w:t>
+            </w:r>
+          </w:p>
+        </w:tc>
+        <w:tc>
+          <w:p>
+            <w:r>
+              <w:t>30</w:t>
+            </w:r>
+          </w:p>
+        </w:tc>
+        <w:tc>
+          <w:p>
+            <w:r>
+              <w:t>Giá trị: ______; Nguồn/trang: ______</w:t>
+            </w:r>
+          </w:p>
+        </w:tc>
+      </w:tr>
+      <w:tr>
+        <w:tc>
+          <w:p>
+            <w:r>
+              <w:t>Test Generator Deviation · Đơn vị: Ratio · ≥ 0 · ≤ 50</w:t>
+            </w:r>
+          </w:p>
+        </w:tc>
+        <w:tc>
+          <w:p>
+            <w:r>
+              <w:t>16</w:t>
+            </w:r>
+          </w:p>
+        </w:tc>
+        <w:tc>
+          <w:p>
+            <w:r>
+              <w:t>Giá trị: ______; Nguồn/trang: ______</w:t>
+            </w:r>
+          </w:p>
+        </w:tc>
+      </w:tr>
+      <w:tr>
+        <w:tc>
+          <w:p>
+            <w:r>
+              <w:t>Test Generator Ident Modulation · Đơn vị: % · ≥ 0 · ≤ 100</w:t>
+            </w:r>
+          </w:p>
+        </w:tc>
+        <w:tc>
+          <w:p>
+            <w:r>
+              <w:t>0</w:t>
+            </w:r>
+          </w:p>
+        </w:tc>
+        <w:tc>
+          <w:p>
+            <w:r>
+              <w:t>Giá trị: ______; Nguồn/trang: ______</w:t>
+            </w:r>
+          </w:p>
+        </w:tc>
+      </w:tr>
+      <w:tr>
+        <w:tc>
+          <w:p>
+            <w:r>
+              <w:t>Test Generator Ident Control · Chọn: Normal; Off; Continuous</w:t>
+            </w:r>
+          </w:p>
+        </w:tc>
+        <w:tc>
+          <w:p>
+            <w:r>
+              <w:t>Normal</w:t>
+            </w:r>
+          </w:p>
+        </w:tc>
+        <w:tc>
+          <w:p>
+            <w:r>
+              <w:t>Giá trị: ______; Nguồn/trang: ______</w:t>
+            </w:r>
+          </w:p>
+        </w:tc>
+      </w:tr>
+      <w:tr>
+        <w:tc>
+          <w:p>
+            <w:r>
+              <w:t>Test Generator Audio Modulation · Đơn vị: % · ≥ 0 · ≤ 100</w:t>
+            </w:r>
+          </w:p>
+        </w:tc>
+        <w:tc>
+          <w:p>
+            <w:r>
+              <w:t>0</w:t>
+            </w:r>
+          </w:p>
+        </w:tc>
+        <w:tc>
+          <w:p>
+            <w:r>
+              <w:t>Giá trị: ______; Nguồn/trang: ______</w:t>
+            </w:r>
+          </w:p>
+        </w:tc>
+      </w:tr>
+      <w:tr>
+        <w:tc>
+          <w:p>
+            <w:r>
+              <w:t>Test Generator Audio Frequency · Đơn vị: Hz · ≥ 30 · ≤ 3000</w:t>
+            </w:r>
+          </w:p>
+        </w:tc>
+        <w:tc>
+          <w:p>
+            <w:r>
+              <w:t>300</w:t>
+            </w:r>
+          </w:p>
+        </w:tc>
+        <w:tc>
+          <w:p>
+            <w:r>
+              <w:t>Giá trị: ______; Nguồn/trang: ______</w:t>
+            </w:r>
+          </w:p>
+        </w:tc>
+      </w:tr>
+    </w:tbl>
+    <w:p>
+      <w:pPr>
+        <w:pStyle w:val="Heading2"/>
+      </w:pPr>
+      <w:r>
+        <w:t>RMS A/D Limits</w:t>
+      </w:r>
+    </w:p>
+    <w:tbl>
+      <w:tblPr>
+        <w:tblStyle w:val="TableGrid"/>
+        <w:tblW w:type="auto" w:w="0"/>
+        <w:tblLayout w:type="fixed"/>
+        <w:tblLook w:firstColumn="1" w:firstRow="1" w:lastColumn="0" w:lastRow="0" w:noHBand="0" w:noVBand="1" w:val="04A0"/>
+      </w:tblPr>
+      <w:tblGrid>
+        <w:gridCol w:w="5472"/>
+        <w:gridCol w:w="1656"/>
+        <w:gridCol w:w="2736"/>
+      </w:tblGrid>
+      <w:tr>
+        <w:trPr>
+          <w:tblHeader/>
+        </w:trPr>
+        <w:tc>
+          <w:tcPr>
+            <w:tcW w:type="dxa" w:w="5472"/>
+          </w:tcPr>
+          <w:p>
+            <w:r>
+              <w:rPr>
+                <w:b/>
+              </w:rPr>
+              <w:t>Thông số / đơn vị / giới hạn</w:t>
+            </w:r>
+          </w:p>
+        </w:tc>
+        <w:tc>
+          <w:tcPr>
+            <w:tcW w:type="dxa" w:w="1656"/>
+          </w:tcPr>
+          <w:p>
+            <w:r>
+              <w:rPr>
+                <w:b/>
+              </w:rPr>
+              <w:t>Mặc định mô phỏng</w:t>
+            </w:r>
+          </w:p>
+        </w:tc>
+        <w:tc>
+          <w:tcPr>
+            <w:tcW w:type="dxa" w:w="2736"/>
+          </w:tcPr>
+          <w:p>
+            <w:r>
+              <w:rPr>
+                <w:b/>
+              </w:rPr>
+              <w:t>Giá trị tài liệu / Nguồn/trang</w:t>
+            </w:r>
+          </w:p>
+        </w:tc>
+      </w:tr>
+      <w:tr>
+        <w:tc>
+          <w:p>
+            <w:r>
+              <w:t>TX1 plus5V low · Chưa công bố khoảng số trong biểu mẫu</w:t>
+            </w:r>
+          </w:p>
+        </w:tc>
+        <w:tc>
+          <w:p>
+            <w:r>
+              <w:t>4.75</w:t>
+            </w:r>
+          </w:p>
+        </w:tc>
+        <w:tc>
+          <w:p>
+            <w:r>
+              <w:t>Giá trị: ______; Nguồn/trang: ______</w:t>
+            </w:r>
+          </w:p>
+        </w:tc>
+      </w:tr>
+      <w:tr>
+        <w:tc>
+          <w:p>
+            <w:r>
+              <w:t>TX1 plus5V preLow · Chưa công bố khoảng số trong biểu mẫu</w:t>
+            </w:r>
+          </w:p>
+        </w:tc>
+        <w:tc>
+          <w:p>
+            <w:r>
+              <w:t>4.85</w:t>
+            </w:r>
+          </w:p>
+        </w:tc>
+        <w:tc>
+          <w:p>
+            <w:r>
+              <w:t>Giá trị: ______; Nguồn/trang: ______</w:t>
+            </w:r>
+          </w:p>
+        </w:tc>
+      </w:tr>
+      <w:tr>
+        <w:tc>
+          <w:p>
+            <w:r>
+              <w:t>TX1 plus5V preHigh · Chưa công bố khoảng số trong biểu mẫu</w:t>
+            </w:r>
+          </w:p>
+        </w:tc>
+        <w:tc>
+          <w:p>
+            <w:r>
+              <w:t>5.15</w:t>
+            </w:r>
+          </w:p>
+        </w:tc>
+        <w:tc>
+          <w:p>
+            <w:r>
+              <w:t>Giá trị: ______; Nguồn/trang: ______</w:t>
+            </w:r>
+          </w:p>
+        </w:tc>
+      </w:tr>
+      <w:tr>
+        <w:tc>
+          <w:p>
+            <w:r>
+              <w:t>TX1 plus5V high · Chưa công bố khoảng số trong biểu mẫu</w:t>
+            </w:r>
+          </w:p>
+        </w:tc>
+        <w:tc>
+          <w:p>
+            <w:r>
+              <w:t>5.25</w:t>
+            </w:r>
+          </w:p>
+        </w:tc>
+        <w:tc>
+          <w:p>
+            <w:r>
+              <w:t>Giá trị: ______; Nguồn/trang: ______</w:t>
+            </w:r>
+          </w:p>
+        </w:tc>
+      </w:tr>
+      <w:tr>
+        <w:tc>
+          <w:p>
+            <w:r>
+              <w:t>TX1 plus12V low · Chưa công bố khoảng số trong biểu mẫu</w:t>
+            </w:r>
+          </w:p>
+        </w:tc>
+        <w:tc>
+          <w:p>
+            <w:r>
+              <w:t>11.5</w:t>
+            </w:r>
+          </w:p>
+        </w:tc>
+        <w:tc>
+          <w:p>
+            <w:r>
+              <w:t>Giá trị: ______; Nguồn/trang: ______</w:t>
+            </w:r>
+          </w:p>
+        </w:tc>
+      </w:tr>
+      <w:tr>
+        <w:tc>
+          <w:p>
+            <w:r>
+              <w:t>TX1 plus12V preLow · Chưa công bố khoảng số trong biểu mẫu</w:t>
+            </w:r>
+          </w:p>
+        </w:tc>
+        <w:tc>
+          <w:p>
+            <w:r>
+              <w:t>11.7</w:t>
+            </w:r>
+          </w:p>
+        </w:tc>
+        <w:tc>
+          <w:p>
+            <w:r>
+              <w:t>Giá trị: ______; Nguồn/trang: ______</w:t>
+            </w:r>
+          </w:p>
+        </w:tc>
+      </w:tr>
+      <w:tr>
+        <w:tc>
+          <w:p>
+            <w:r>
+              <w:t>TX1 plus12V preHigh · Chưa công bố khoảng số trong biểu mẫu</w:t>
+            </w:r>
+          </w:p>
+        </w:tc>
+        <w:tc>
+          <w:p>
+            <w:r>
+              <w:t>12.3</w:t>
+            </w:r>
+          </w:p>
+        </w:tc>
+        <w:tc>
+          <w:p>
+            <w:r>
+              <w:t>Giá trị: ______; Nguồn/trang: ______</w:t>
+            </w:r>
+          </w:p>
+        </w:tc>
+      </w:tr>
+      <w:tr>
+        <w:tc>
+          <w:p>
+            <w:r>
+              <w:t>TX1 plus12V high · Chưa công bố khoảng số trong biểu mẫu</w:t>
+            </w:r>
+          </w:p>
+        </w:tc>
+        <w:tc>
+          <w:p>
+            <w:r>
+              <w:t>12.5</w:t>
+            </w:r>
+          </w:p>
+        </w:tc>
+        <w:tc>
+          <w:p>
+            <w:r>
+              <w:t>Giá trị: ______; Nguồn/trang: ______</w:t>
+            </w:r>
+          </w:p>
+        </w:tc>
+      </w:tr>
+      <w:tr>
+        <w:tc>
+          <w:p>
+            <w:r>
+              <w:t>TX1 plus12VLogic low · Chưa công bố khoảng số trong biểu mẫu</w:t>
+            </w:r>
+          </w:p>
+        </w:tc>
+        <w:tc>
+          <w:p>
+            <w:r>
+              <w:t>11.5</w:t>
+            </w:r>
+          </w:p>
+        </w:tc>
+        <w:tc>
+          <w:p>
+            <w:r>
+              <w:t>Giá trị: ______; Nguồn/trang: ______</w:t>
+            </w:r>
+          </w:p>
+        </w:tc>
+      </w:tr>
+      <w:tr>
+        <w:tc>
+          <w:p>
+            <w:r>
+              <w:t>TX1 plus12VLogic preLow · Chưa công bố khoảng số trong biểu mẫu</w:t>
+            </w:r>
+          </w:p>
+        </w:tc>
+        <w:tc>
+          <w:p>
+            <w:r>
+              <w:t>11.7</w:t>
+            </w:r>
+          </w:p>
+        </w:tc>
+        <w:tc>
+          <w:p>
+            <w:r>
+              <w:t>Giá trị: ______; Nguồn/trang: ______</w:t>
+            </w:r>
+          </w:p>
+        </w:tc>
+      </w:tr>
+      <w:tr>
+        <w:tc>
+          <w:p>
+            <w:r>
+              <w:t>TX1 plus12VLogic preHigh · Chưa công bố khoảng số trong biểu mẫu</w:t>
+            </w:r>
+          </w:p>
+        </w:tc>
+        <w:tc>
+          <w:p>
+            <w:r>
+              <w:t>12.3</w:t>
+            </w:r>
+          </w:p>
+        </w:tc>
+        <w:tc>
+          <w:p>
+            <w:r>
+              <w:t>Giá trị: ______; Nguồn/trang: ______</w:t>
+            </w:r>
+          </w:p>
+        </w:tc>
+      </w:tr>
+      <w:tr>
+        <w:tc>
+          <w:p>
+            <w:r>
+              <w:t>TX1 plus12VLogic high · Chưa công bố khoảng số trong biểu mẫu</w:t>
+            </w:r>
+          </w:p>
+        </w:tc>
+        <w:tc>
+          <w:p>
+            <w:r>
+              <w:t>12.5</w:t>
+            </w:r>
+          </w:p>
+        </w:tc>
+        <w:tc>
+          <w:p>
+            <w:r>
+              <w:t>Giá trị: ______; Nguồn/trang: ______</w:t>
+            </w:r>
+          </w:p>
+        </w:tc>
+      </w:tr>
+      <w:tr>
+        <w:tc>
+          <w:p>
+            <w:r>
+              <w:t>TX1 plus28V low · Chưa công bố khoảng số trong biểu mẫu</w:t>
+            </w:r>
+          </w:p>
+        </w:tc>
+        <w:tc>
+          <w:p>
+            <w:r>
+              <w:t>27</w:t>
+            </w:r>
+          </w:p>
+        </w:tc>
+        <w:tc>
+          <w:p>
+            <w:r>
+              <w:t>Giá trị: ______; Nguồn/trang: ______</w:t>
+            </w:r>
+          </w:p>
+        </w:tc>
+      </w:tr>
+      <w:tr>
+        <w:tc>
+          <w:p>
+            <w:r>
+              <w:t>TX1 plus28V preLow · Chưa công bố khoảng số trong biểu mẫu</w:t>
+            </w:r>
+          </w:p>
+        </w:tc>
+        <w:tc>
+          <w:p>
+            <w:r>
+              <w:t>27.5</w:t>
+            </w:r>
+          </w:p>
+        </w:tc>
+        <w:tc>
+          <w:p>
+            <w:r>
+              <w:t>Giá trị: ______; Nguồn/trang: ______</w:t>
+            </w:r>
+          </w:p>
+        </w:tc>
+      </w:tr>
+      <w:tr>
+        <w:tc>
+          <w:p>
+            <w:r>
+              <w:t>TX1 plus28V preHigh · Chưa công bố khoảng số trong biểu mẫu</w:t>
+            </w:r>
+          </w:p>
+        </w:tc>
+        <w:tc>
+          <w:p>
+            <w:r>
+              <w:t>28.5</w:t>
+            </w:r>
+          </w:p>
+        </w:tc>
+        <w:tc>
+          <w:p>
+            <w:r>
+              <w:t>Giá trị: ______; Nguồn/trang: ______</w:t>
+            </w:r>
+          </w:p>
+        </w:tc>
+      </w:tr>
+      <w:tr>
+        <w:tc>
+          <w:p>
+            <w:r>
+              <w:t>TX1 plus28V high · Chưa công bố khoảng số trong biểu mẫu</w:t>
+            </w:r>
+          </w:p>
+        </w:tc>
+        <w:tc>
+          <w:p>
+            <w:r>
+              <w:t>29</w:t>
+            </w:r>
+          </w:p>
+        </w:tc>
+        <w:tc>
+          <w:p>
+            <w:r>
+              <w:t>Giá trị: ______; Nguồn/trang: ______</w:t>
+            </w:r>
+          </w:p>
+        </w:tc>
+      </w:tr>
+      <w:tr>
+        <w:tc>
+          <w:p>
+            <w:r>
+              <w:t>TX1 paVoltage low · Chưa công bố khoảng số trong biểu mẫu</w:t>
+            </w:r>
+          </w:p>
+        </w:tc>
+        <w:tc>
+          <w:p>
+            <w:r>
+              <w:t>42.7</w:t>
+            </w:r>
+          </w:p>
+        </w:tc>
+        <w:tc>
+          <w:p>
+            <w:r>
+              <w:t>Giá trị: ______; Nguồn/trang: ______</w:t>
+            </w:r>
+          </w:p>
+        </w:tc>
+      </w:tr>
+      <w:tr>
+        <w:tc>
+          <w:p>
+            <w:r>
+              <w:t>TX1 paVoltage preLow · Chưa công bố khoảng số trong biểu mẫu</w:t>
+            </w:r>
+          </w:p>
+        </w:tc>
+        <w:tc>
+          <w:p>
+            <w:r>
+              <w:t>43.5</w:t>
+            </w:r>
+          </w:p>
+        </w:tc>
+        <w:tc>
+          <w:p>
+            <w:r>
+              <w:t>Giá trị: ______; Nguồn/trang: ______</w:t>
+            </w:r>
+          </w:p>
+        </w:tc>
+      </w:tr>
+      <w:tr>
+        <w:tc>
+          <w:p>
+            <w:r>
+              <w:t>TX1 paVoltage preHigh · Chưa công bố khoảng số trong biểu mẫu</w:t>
+            </w:r>
+          </w:p>
+        </w:tc>
+        <w:tc>
+          <w:p>
+            <w:r>
+              <w:t>47.5</w:t>
+            </w:r>
+          </w:p>
+        </w:tc>
+        <w:tc>
+          <w:p>
+            <w:r>
+              <w:t>Giá trị: ______; Nguồn/trang: ______</w:t>
+            </w:r>
+          </w:p>
+        </w:tc>
+      </w:tr>
+      <w:tr>
+        <w:tc>
+          <w:p>
+            <w:r>
+              <w:t>TX1 paVoltage high · Chưa công bố khoảng số trong biểu mẫu</w:t>
+            </w:r>
+          </w:p>
+        </w:tc>
+        <w:tc>
+          <w:p>
+            <w:r>
+              <w:t>48.1</w:t>
+            </w:r>
+          </w:p>
+        </w:tc>
+        <w:tc>
+          <w:p>
+            <w:r>
+              <w:t>Giá trị: ______; Nguồn/trang: ______</w:t>
+            </w:r>
+          </w:p>
+        </w:tc>
+      </w:tr>
+      <w:tr>
+        <w:tc>
+          <w:p>
+            <w:r>
+              <w:t>TX2 plus5V low · Chưa công bố khoảng số trong biểu mẫu</w:t>
+            </w:r>
+          </w:p>
+        </w:tc>
+        <w:tc>
+          <w:p>
+            <w:r>
+              <w:t>4.75</w:t>
+            </w:r>
+          </w:p>
+        </w:tc>
+        <w:tc>
+          <w:p>
+            <w:r>
+              <w:t>Giá trị: ______; Nguồn/trang: ______</w:t>
+            </w:r>
+          </w:p>
+        </w:tc>
+      </w:tr>
+      <w:tr>
+        <w:tc>
+          <w:p>
+            <w:r>
+              <w:t>TX2 plus5V preLow · Chưa công bố khoảng số trong biểu mẫu</w:t>
+            </w:r>
+          </w:p>
+        </w:tc>
+        <w:tc>
+          <w:p>
+            <w:r>
+              <w:t>4.85</w:t>
+            </w:r>
+          </w:p>
+        </w:tc>
+        <w:tc>
+          <w:p>
+            <w:r>
+              <w:t>Giá trị: ______; Nguồn/trang: ______</w:t>
+            </w:r>
+          </w:p>
+        </w:tc>
+      </w:tr>
+      <w:tr>
+        <w:tc>
+          <w:p>
+            <w:r>
+              <w:t>TX2 plus5V preHigh · Chưa công bố khoảng số trong biểu mẫu</w:t>
+            </w:r>
+          </w:p>
+        </w:tc>
+        <w:tc>
+          <w:p>
+            <w:r>
+              <w:t>5.15</w:t>
+            </w:r>
+          </w:p>
+        </w:tc>
+        <w:tc>
+          <w:p>
+            <w:r>
+              <w:t>Giá trị: ______; Nguồn/trang: ______</w:t>
+            </w:r>
+          </w:p>
+        </w:tc>
+      </w:tr>
+      <w:tr>
+        <w:tc>
+          <w:p>
+            <w:r>
+              <w:t>TX2 plus5V high · Chưa công bố khoảng số trong biểu mẫu</w:t>
+            </w:r>
+          </w:p>
+        </w:tc>
+        <w:tc>
+          <w:p>
+            <w:r>
+              <w:t>5.25</w:t>
+            </w:r>
+          </w:p>
+        </w:tc>
+        <w:tc>
+          <w:p>
+            <w:r>
+              <w:t>Giá trị: ______; Nguồn/trang: ______</w:t>
+            </w:r>
+          </w:p>
+        </w:tc>
+      </w:tr>
+      <w:tr>
+        <w:tc>
+          <w:p>
+            <w:r>
+              <w:t>TX2 plus12V low · Chưa công bố khoảng số trong biểu mẫu</w:t>
+            </w:r>
+          </w:p>
+        </w:tc>
+        <w:tc>
+          <w:p>
+            <w:r>
+              <w:t>11.5</w:t>
+            </w:r>
+          </w:p>
+        </w:tc>
+        <w:tc>
+          <w:p>
+            <w:r>
+              <w:t>Giá trị: ______; Nguồn/trang: ______</w:t>
+            </w:r>
+          </w:p>
+        </w:tc>
+      </w:tr>
+      <w:tr>
+        <w:tc>
+          <w:p>
+            <w:r>
+              <w:t>TX2 plus12V preLow · Chưa công bố khoảng số trong biểu mẫu</w:t>
+            </w:r>
+          </w:p>
+        </w:tc>
+        <w:tc>
+          <w:p>
+            <w:r>
+              <w:t>11.7</w:t>
+            </w:r>
+          </w:p>
+        </w:tc>
+        <w:tc>
+          <w:p>
+            <w:r>
+              <w:t>Giá trị: ______; Nguồn/trang: ______</w:t>
+            </w:r>
+          </w:p>
+        </w:tc>
+      </w:tr>
+      <w:tr>
+        <w:tc>
+          <w:p>
+            <w:r>
+              <w:t>TX2 plus12V preHigh · Chưa công bố khoảng số trong biểu mẫu</w:t>
+            </w:r>
+          </w:p>
+        </w:tc>
+        <w:tc>
+          <w:p>
+            <w:r>
+              <w:t>12.3</w:t>
+            </w:r>
+          </w:p>
+        </w:tc>
+        <w:tc>
+          <w:p>
+            <w:r>
+              <w:t>Giá trị: ______; Nguồn/trang: ______</w:t>
+            </w:r>
+          </w:p>
+        </w:tc>
+      </w:tr>
+      <w:tr>
+        <w:tc>
+          <w:p>
+            <w:r>
+              <w:t>TX2 plus12V high · Chưa công bố khoảng số trong biểu mẫu</w:t>
+            </w:r>
+          </w:p>
+        </w:tc>
+        <w:tc>
+          <w:p>
+            <w:r>
+              <w:t>12.5</w:t>
+            </w:r>
+          </w:p>
+        </w:tc>
+        <w:tc>
+          <w:p>
+            <w:r>
+              <w:t>Giá trị: ______; Nguồn/trang: ______</w:t>
+            </w:r>
+          </w:p>
+        </w:tc>
+      </w:tr>
+      <w:tr>
+        <w:tc>
+          <w:p>
+            <w:r>
+              <w:t>TX2 plus12VLogic low · Chưa công bố khoảng số trong biểu mẫu</w:t>
+            </w:r>
+          </w:p>
+        </w:tc>
+        <w:tc>
+          <w:p>
+            <w:r>
+              <w:t>11.5</w:t>
+            </w:r>
+          </w:p>
+        </w:tc>
+        <w:tc>
+          <w:p>
+            <w:r>
+              <w:t>Giá trị: ______; Nguồn/trang: ______</w:t>
+            </w:r>
+          </w:p>
+        </w:tc>
+      </w:tr>
+      <w:tr>
+        <w:tc>
+          <w:p>
+            <w:r>
+              <w:t>TX2 plus12VLogic preLow · Chưa công bố khoảng số trong biểu mẫu</w:t>
+            </w:r>
+          </w:p>
+        </w:tc>
+        <w:tc>
+          <w:p>
+            <w:r>
+              <w:t>11.7</w:t>
+            </w:r>
+          </w:p>
+        </w:tc>
+        <w:tc>
+          <w:p>
+            <w:r>
+              <w:t>Giá trị: ______; Nguồn/trang: ______</w:t>
+            </w:r>
+          </w:p>
+        </w:tc>
+      </w:tr>
+      <w:tr>
+        <w:tc>
+          <w:p>
+            <w:r>
+              <w:t>TX2 plus12VLogic preHigh · Chưa công bố khoảng số trong biểu mẫu</w:t>
+            </w:r>
+          </w:p>
+        </w:tc>
+        <w:tc>
+          <w:p>
+            <w:r>
+              <w:t>12.3</w:t>
+            </w:r>
+          </w:p>
+        </w:tc>
+        <w:tc>
+          <w:p>
+            <w:r>
+              <w:t>Giá trị: ______; Nguồn/trang: ______</w:t>
+            </w:r>
+          </w:p>
+        </w:tc>
+      </w:tr>
+      <w:tr>
+        <w:tc>
+          <w:p>
+            <w:r>
+              <w:t>TX2 plus12VLogic high · Chưa công bố khoảng số trong biểu mẫu</w:t>
+            </w:r>
+          </w:p>
+        </w:tc>
+        <w:tc>
+          <w:p>
+            <w:r>
+              <w:t>12.5</w:t>
+            </w:r>
+          </w:p>
+        </w:tc>
+        <w:tc>
+          <w:p>
+            <w:r>
+              <w:t>Giá trị: ______; Nguồn/trang: ______</w:t>
+            </w:r>
+          </w:p>
+        </w:tc>
+      </w:tr>
+      <w:tr>
+        <w:tc>
+          <w:p>
+            <w:r>
+              <w:t>TX2 plus28V low · Chưa công bố khoảng số trong biểu mẫu</w:t>
+            </w:r>
+          </w:p>
+        </w:tc>
+        <w:tc>
+          <w:p>
+            <w:r>
+              <w:t>27</w:t>
+            </w:r>
+          </w:p>
+        </w:tc>
+        <w:tc>
+          <w:p>
+            <w:r>
+              <w:t>Giá trị: ______; Nguồn/trang: ______</w:t>
+            </w:r>
+          </w:p>
+        </w:tc>
+      </w:tr>
+      <w:tr>
+        <w:tc>
+          <w:p>
+            <w:r>
+              <w:t>TX2 plus28V preLow · Chưa công bố khoảng số trong biểu mẫu</w:t>
+            </w:r>
+          </w:p>
+        </w:tc>
+        <w:tc>
+          <w:p>
+            <w:r>
+              <w:t>27.5</w:t>
+            </w:r>
+          </w:p>
+        </w:tc>
+        <w:tc>
+          <w:p>
+            <w:r>
+              <w:t>Giá trị: ______; Nguồn/trang: ______</w:t>
+            </w:r>
+          </w:p>
+        </w:tc>
+      </w:tr>
+      <w:tr>
+        <w:tc>
+          <w:p>
+            <w:r>
+              <w:t>TX2 plus28V preHigh · Chưa công bố khoảng số trong biểu mẫu</w:t>
+            </w:r>
+          </w:p>
+        </w:tc>
+        <w:tc>
+          <w:p>
+            <w:r>
+              <w:t>28.5</w:t>
+            </w:r>
+          </w:p>
+        </w:tc>
+        <w:tc>
+          <w:p>
+            <w:r>
+              <w:t>Giá trị: ______; Nguồn/trang: ______</w:t>
+            </w:r>
+          </w:p>
+        </w:tc>
+      </w:tr>
+      <w:tr>
+        <w:tc>
+          <w:p>
+            <w:r>
+              <w:t>TX2 plus28V high · Chưa công bố khoảng số trong biểu mẫu</w:t>
+            </w:r>
+          </w:p>
+        </w:tc>
+        <w:tc>
+          <w:p>
+            <w:r>
+              <w:t>29</w:t>
+            </w:r>
+          </w:p>
+        </w:tc>
+        <w:tc>
+          <w:p>
+            <w:r>
+              <w:t>Giá trị: ______; Nguồn/trang: ______</w:t>
+            </w:r>
+          </w:p>
+        </w:tc>
+      </w:tr>
+      <w:tr>
+        <w:tc>
+          <w:p>
+            <w:r>
+              <w:t>TX2 paVoltage low · Chưa công bố khoảng số trong biểu mẫu</w:t>
+            </w:r>
+          </w:p>
+        </w:tc>
+        <w:tc>
+          <w:p>
+            <w:r>
+              <w:t>42.7</w:t>
+            </w:r>
+          </w:p>
+        </w:tc>
+        <w:tc>
+          <w:p>
+            <w:r>
+              <w:t>Giá trị: ______; Nguồn/trang: ______</w:t>
+            </w:r>
+          </w:p>
+        </w:tc>
+      </w:tr>
+      <w:tr>
+        <w:tc>
+          <w:p>
+            <w:r>
+              <w:t>TX2 paVoltage preLow · Chưa công bố khoảng số trong biểu mẫu</w:t>
+            </w:r>
+          </w:p>
+        </w:tc>
+        <w:tc>
+          <w:p>
+            <w:r>
+              <w:t>43.5</w:t>
+            </w:r>
+          </w:p>
+        </w:tc>
+        <w:tc>
+          <w:p>
+            <w:r>
+              <w:t>Giá trị: ______; Nguồn/trang: ______</w:t>
+            </w:r>
+          </w:p>
+        </w:tc>
+      </w:tr>
+      <w:tr>
+        <w:tc>
+          <w:p>
+            <w:r>
+              <w:t>TX2 paVoltage preHigh · Chưa công bố khoảng số trong biểu mẫu</w:t>
+            </w:r>
+          </w:p>
+        </w:tc>
+        <w:tc>
+          <w:p>
+            <w:r>
+              <w:t>47.5</w:t>
+            </w:r>
+          </w:p>
+        </w:tc>
+        <w:tc>
+          <w:p>
+            <w:r>
+              <w:t>Giá trị: ______; Nguồn/trang: ______</w:t>
+            </w:r>
+          </w:p>
+        </w:tc>
+      </w:tr>
+      <w:tr>
+        <w:tc>
+          <w:p>
+            <w:r>
+              <w:t>TX2 paVoltage high · Chưa công bố khoảng số trong biểu mẫu</w:t>
+            </w:r>
+          </w:p>
+        </w:tc>
+        <w:tc>
+          <w:p>
+            <w:r>
+              <w:t>48.1</w:t>
+            </w:r>
+          </w:p>
+        </w:tc>
+        <w:tc>
+          <w:p>
+            <w:r>
+              <w:t>Giá trị: ______; Nguồn/trang: ______</w:t>
+            </w:r>
+          </w:p>
+        </w:tc>
+      </w:tr>
+      <w:tr>
+        <w:tc>
+          <w:p>
+            <w:r>
+              <w:t>exterior temperature low · Đơn vị: °C · Chưa công bố khoảng số trong biểu mẫu</w:t>
+            </w:r>
+          </w:p>
+        </w:tc>
+        <w:tc>
+          <w:p>
+            <w:r>
+              <w:t>-25</w:t>
+            </w:r>
+          </w:p>
+        </w:tc>
+        <w:tc>
+          <w:p>
+            <w:r>
+              <w:t>Giá trị: ______; Nguồn/trang: ______</w:t>
+            </w:r>
+          </w:p>
+        </w:tc>
+      </w:tr>
+      <w:tr>
+        <w:tc>
+          <w:p>
+            <w:r>
+              <w:t>exterior temperature preLow · Đơn vị: °C · Chưa công bố khoảng số trong biểu mẫu</w:t>
+            </w:r>
+          </w:p>
+        </w:tc>
+        <w:tc>
+          <w:p>
+            <w:r>
+              <w:t>-20</w:t>
+            </w:r>
+          </w:p>
+        </w:tc>
+        <w:tc>
+          <w:p>
+            <w:r>
+              <w:t>Giá trị: ______; Nguồn/trang: ______</w:t>
+            </w:r>
+          </w:p>
+        </w:tc>
+      </w:tr>
+      <w:tr>
+        <w:tc>
+          <w:p>
+            <w:r>
+              <w:t>exterior temperature preHigh · Đơn vị: °C · Chưa công bố khoảng số trong biểu mẫu</w:t>
+            </w:r>
+          </w:p>
+        </w:tc>
+        <w:tc>
+          <w:p>
+            <w:r>
+              <w:t>65</w:t>
+            </w:r>
+          </w:p>
+        </w:tc>
+        <w:tc>
+          <w:p>
+            <w:r>
+              <w:t>Giá trị: ______; Nguồn/trang: ______</w:t>
+            </w:r>
+          </w:p>
+        </w:tc>
+      </w:tr>
+      <w:tr>
+        <w:tc>
+          <w:p>
+            <w:r>
+              <w:t>exterior temperature high · Đơn vị: °C · Chưa công bố khoảng số trong biểu mẫu</w:t>
+            </w:r>
+          </w:p>
+        </w:tc>
+        <w:tc>
+          <w:p>
+            <w:r>
+              <w:t>70</w:t>
+            </w:r>
+          </w:p>
+        </w:tc>
+        <w:tc>
+          <w:p>
+            <w:r>
+              <w:t>Giá trị: ______; Nguồn/trang: ______</w:t>
+            </w:r>
+          </w:p>
+        </w:tc>
+      </w:tr>
+      <w:tr>
+        <w:tc>
+          <w:p>
+            <w:r>
+              <w:t>tx1 temperature low · Đơn vị: °C · Chưa công bố khoảng số trong biểu mẫu</w:t>
+            </w:r>
+          </w:p>
+        </w:tc>
+        <w:tc>
+          <w:p>
+            <w:r>
+              <w:t>-25</w:t>
+            </w:r>
+          </w:p>
+        </w:tc>
+        <w:tc>
+          <w:p>
+            <w:r>
+              <w:t>Giá trị: ______; Nguồn/trang: ______</w:t>
+            </w:r>
+          </w:p>
+        </w:tc>
+      </w:tr>
+      <w:tr>
+        <w:tc>
+          <w:p>
+            <w:r>
+              <w:t>tx1 temperature preLow · Đơn vị: °C · Chưa công bố khoảng số trong biểu mẫu</w:t>
+            </w:r>
+          </w:p>
+        </w:tc>
+        <w:tc>
+          <w:p>
+            <w:r>
+              <w:t>-20</w:t>
+            </w:r>
+          </w:p>
+        </w:tc>
+        <w:tc>
+          <w:p>
+            <w:r>
+              <w:t>Giá trị: ______; Nguồn/trang: ______</w:t>
+            </w:r>
+          </w:p>
+        </w:tc>
+      </w:tr>
+      <w:tr>
+        <w:tc>
+          <w:p>
+            <w:r>
+              <w:t>tx1 temperature preHigh · Đơn vị: °C · Chưa công bố khoảng số trong biểu mẫu</w:t>
+            </w:r>
+          </w:p>
+        </w:tc>
+        <w:tc>
+          <w:p>
+            <w:r>
+              <w:t>35</w:t>
+            </w:r>
+          </w:p>
+        </w:tc>
+        <w:tc>
+          <w:p>
+            <w:r>
+              <w:t>Giá trị: ______; Nguồn/trang: ______</w:t>
+            </w:r>
+          </w:p>
+        </w:tc>
+      </w:tr>
+      <w:tr>
+        <w:tc>
+          <w:p>
+            <w:r>
+              <w:t>tx1 temperature high · Đơn vị: °C · Chưa công bố khoảng số trong biểu mẫu</w:t>
+            </w:r>
+          </w:p>
+        </w:tc>
+        <w:tc>
+          <w:p>
+            <w:r>
+              <w:t>40</w:t>
+            </w:r>
+          </w:p>
+        </w:tc>
+        <w:tc>
+          <w:p>
+            <w:r>
+              <w:t>Giá trị: ______; Nguồn/trang: ______</w:t>
+            </w:r>
+          </w:p>
+        </w:tc>
+      </w:tr>
+      <w:tr>
+        <w:tc>
+          <w:p>
+            <w:r>
+              <w:t>tx2 temperature low · Đơn vị: °C · Chưa công bố khoảng số trong biểu mẫu</w:t>
+            </w:r>
+          </w:p>
+        </w:tc>
+        <w:tc>
+          <w:p>
+            <w:r>
+              <w:t>-25</w:t>
+            </w:r>
+          </w:p>
+        </w:tc>
+        <w:tc>
+          <w:p>
+            <w:r>
+              <w:t>Giá trị: ______; Nguồn/trang: ______</w:t>
+            </w:r>
+          </w:p>
+        </w:tc>
+      </w:tr>
+      <w:tr>
+        <w:tc>
+          <w:p>
+            <w:r>
+              <w:t>tx2 temperature preLow · Đơn vị: °C · Chưa công bố khoảng số trong biểu mẫu</w:t>
+            </w:r>
+          </w:p>
+        </w:tc>
+        <w:tc>
+          <w:p>
+            <w:r>
+              <w:t>-20</w:t>
+            </w:r>
+          </w:p>
+        </w:tc>
+        <w:tc>
+          <w:p>
+            <w:r>
+              <w:t>Giá trị: ______; Nguồn/trang: ______</w:t>
+            </w:r>
+          </w:p>
+        </w:tc>
+      </w:tr>
+      <w:tr>
+        <w:tc>
+          <w:p>
+            <w:r>
+              <w:t>tx2 temperature preHigh · Đơn vị: °C · Chưa công bố khoảng số trong biểu mẫu</w:t>
+            </w:r>
+          </w:p>
+        </w:tc>
+        <w:tc>
+          <w:p>
+            <w:r>
+              <w:t>35</w:t>
+            </w:r>
+          </w:p>
+        </w:tc>
+        <w:tc>
+          <w:p>
+            <w:r>
+              <w:t>Giá trị: ______; Nguồn/trang: ______</w:t>
+            </w:r>
+          </w:p>
+        </w:tc>
+      </w:tr>
+      <w:tr>
+        <w:tc>
+          <w:p>
+            <w:r>
+              <w:t>tx2 temperature high · Đơn vị: °C · Chưa công bố khoảng số trong biểu mẫu</w:t>
+            </w:r>
+          </w:p>
+        </w:tc>
+        <w:tc>
+          <w:p>
+            <w:r>
+              <w:t>40</w:t>
+            </w:r>
+          </w:p>
+        </w:tc>
+        <w:tc>
+          <w:p>
+            <w:r>
+              <w:t>Giá trị: ______; Nguồn/trang: ______</w:t>
+            </w:r>
+          </w:p>
+        </w:tc>
+      </w:tr>
+    </w:tbl>
+    <w:p>
+      <w:pPr>
+        <w:pStyle w:val="Heading2"/>
+      </w:pPr>
+      <w:r>
+        <w:t>Transmitter Nominal</w:t>
+      </w:r>
+    </w:p>
+    <w:tbl>
+      <w:tblPr>
+        <w:tblStyle w:val="TableGrid"/>
+        <w:tblW w:type="auto" w:w="0"/>
+        <w:tblLayout w:type="fixed"/>
+        <w:tblLook w:firstColumn="1" w:firstRow="1" w:lastColumn="0" w:lastRow="0" w:noHBand="0" w:noVBand="1" w:val="04A0"/>
+      </w:tblPr>
+      <w:tblGrid>
+        <w:gridCol w:w="5472"/>
+        <w:gridCol w:w="1656"/>
+        <w:gridCol w:w="2736"/>
+      </w:tblGrid>
+      <w:tr>
+        <w:trPr>
+          <w:tblHeader/>
+        </w:trPr>
+        <w:tc>
+          <w:tcPr>
+            <w:tcW w:type="dxa" w:w="5472"/>
+          </w:tcPr>
+          <w:p>
+            <w:r>
+              <w:rPr>
+                <w:b/>
+              </w:rPr>
+              <w:t>Thông số / đơn vị / giới hạn</w:t>
+            </w:r>
+          </w:p>
+        </w:tc>
+        <w:tc>
+          <w:tcPr>
+            <w:tcW w:type="dxa" w:w="1656"/>
+          </w:tcPr>
+          <w:p>
+            <w:r>
+              <w:rPr>
+                <w:b/>
+              </w:rPr>
+              <w:t>Mặc định mô phỏng</w:t>
+            </w:r>
+          </w:p>
+        </w:tc>
+        <w:tc>
+          <w:tcPr>
+            <w:tcW w:type="dxa" w:w="2736"/>
+          </w:tcPr>
+          <w:p>
+            <w:r>
+              <w:rPr>
+                <w:b/>
+              </w:rPr>
+              <w:t>Giá trị tài liệu / Nguồn/trang</w:t>
+            </w:r>
+          </w:p>
+        </w:tc>
+      </w:tr>
+      <w:tr>
+        <w:tc>
+          <w:p>
+            <w:r>
+              <w:t>TX1 Azimuth Index · Đơn vị: ° · ≥ -360 · ≤ 360</w:t>
+            </w:r>
+          </w:p>
+        </w:tc>
+        <w:tc>
+          <w:p>
+            <w:r>
+              <w:t>0</w:t>
+            </w:r>
+          </w:p>
+        </w:tc>
+        <w:tc>
+          <w:p>
+            <w:r>
+              <w:t>Giá trị: ______; Nguồn/trang: ______</w:t>
+            </w:r>
+          </w:p>
+        </w:tc>
+      </w:tr>
+      <w:tr>
+        <w:tc>
+          <w:p>
+            <w:r>
+              <w:t>TX1 Output Power · Đơn vị: Watts · ≥ 0 · ≤ 250</w:t>
+            </w:r>
+          </w:p>
+        </w:tc>
+        <w:tc>
+          <w:p>
+            <w:r>
+              <w:t>100</w:t>
+            </w:r>
+          </w:p>
+        </w:tc>
+        <w:tc>
+          <w:p>
+            <w:r>
+              <w:t>Giá trị: ______; Nguồn/trang: ______</w:t>
+            </w:r>
+          </w:p>
+        </w:tc>
+      </w:tr>
+      <w:tr>
+        <w:tc>
+          <w:p>
+            <w:r>
+              <w:t>TX1 Voice Modulation · Đơn vị: % · ≥ 0 · ≤ 100</w:t>
+            </w:r>
+          </w:p>
+        </w:tc>
+        <w:tc>
+          <w:p>
+            <w:r>
+              <w:t>0</w:t>
+            </w:r>
+          </w:p>
+        </w:tc>
+        <w:tc>
+          <w:p>
+            <w:r>
+              <w:t>Giá trị: ______; Nguồn/trang: ______</w:t>
+            </w:r>
+          </w:p>
+        </w:tc>
+      </w:tr>
+      <w:tr>
+        <w:tc>
+          <w:p>
+            <w:r>
+              <w:t>TX1 Ident Modulation · Đơn vị: % · ≥ 0 · ≤ 100</w:t>
+            </w:r>
+          </w:p>
+        </w:tc>
+        <w:tc>
+          <w:p>
+            <w:r>
+              <w:t>8</w:t>
+            </w:r>
+          </w:p>
+        </w:tc>
+        <w:tc>
+          <w:p>
+            <w:r>
+              <w:t>Giá trị: ______; Nguồn/trang: ______</w:t>
+            </w:r>
+          </w:p>
+        </w:tc>
+      </w:tr>
+      <w:tr>
+        <w:tc>
+          <w:p>
+            <w:r>
+              <w:t>TX1 Reference Modulation · Đơn vị: % · ≥ 0 · ≤ 100</w:t>
+            </w:r>
+          </w:p>
+        </w:tc>
+        <w:tc>
+          <w:p>
+            <w:r>
+              <w:t>30</w:t>
+            </w:r>
+          </w:p>
+        </w:tc>
+        <w:tc>
+          <w:p>
+            <w:r>
+              <w:t>Giá trị: ______; Nguồn/trang: ______</w:t>
+            </w:r>
+          </w:p>
+        </w:tc>
+      </w:tr>
+      <w:tr>
+        <w:tc>
+          <w:p>
+            <w:r>
+              <w:t>TX1 SBO RF Level · Đơn vị: % · ≥ 0 · ≤ 100</w:t>
+            </w:r>
+          </w:p>
+        </w:tc>
+        <w:tc>
+          <w:p>
+            <w:r>
+              <w:t>47</w:t>
+            </w:r>
+          </w:p>
+        </w:tc>
+        <w:tc>
+          <w:p>
+            <w:r>
+              <w:t>Giá trị: ______; Nguồn/trang: ______</w:t>
+            </w:r>
+          </w:p>
+        </w:tc>
+      </w:tr>
+      <w:tr>
+        <w:tc>
+          <w:p>
+            <w:r>
+              <w:t>TX1 Ident Code</w:t>
+            </w:r>
+          </w:p>
+        </w:tc>
+        <w:tc>
+          <w:p>
+            <w:r>
+              <w:t>TST</w:t>
+            </w:r>
+          </w:p>
+        </w:tc>
+        <w:tc>
+          <w:p>
+            <w:r>
+              <w:t>Giá trị: ______; Nguồn/trang: ______</w:t>
+            </w:r>
+          </w:p>
+        </w:tc>
+      </w:tr>
+      <w:tr>
+        <w:tc>
+          <w:p>
+            <w:r>
+              <w:t>TX2 Azimuth Index · Đơn vị: ° · ≥ -360 · ≤ 360</w:t>
+            </w:r>
+          </w:p>
+        </w:tc>
+        <w:tc>
+          <w:p>
+            <w:r>
+              <w:t>0</w:t>
+            </w:r>
+          </w:p>
+        </w:tc>
+        <w:tc>
+          <w:p>
+            <w:r>
+              <w:t>Giá trị: ______; Nguồn/trang: ______</w:t>
+            </w:r>
+          </w:p>
+        </w:tc>
+      </w:tr>
+      <w:tr>
+        <w:tc>
+          <w:p>
+            <w:r>
+              <w:t>TX2 Output Power · Đơn vị: Watts · ≥ 0 · ≤ 250</w:t>
+            </w:r>
+          </w:p>
+        </w:tc>
+        <w:tc>
+          <w:p>
+            <w:r>
+              <w:t>100</w:t>
+            </w:r>
+          </w:p>
+        </w:tc>
+        <w:tc>
+          <w:p>
+            <w:r>
+              <w:t>Giá trị: ______; Nguồn/trang: ______</w:t>
+            </w:r>
+          </w:p>
+        </w:tc>
+      </w:tr>
+      <w:tr>
+        <w:tc>
+          <w:p>
+            <w:r>
+              <w:t>TX2 Voice Modulation · Đơn vị: % · ≥ 0 · ≤ 100</w:t>
+            </w:r>
+          </w:p>
+        </w:tc>
+        <w:tc>
+          <w:p>
+            <w:r>
+              <w:t>0</w:t>
+            </w:r>
+          </w:p>
+        </w:tc>
+        <w:tc>
+          <w:p>
+            <w:r>
+              <w:t>Giá trị: ______; Nguồn/trang: ______</w:t>
+            </w:r>
+          </w:p>
+        </w:tc>
+      </w:tr>
+      <w:tr>
+        <w:tc>
+          <w:p>
+            <w:r>
+              <w:t>TX2 Ident Modulation · Đơn vị: % · ≥ 0 · ≤ 100</w:t>
+            </w:r>
+          </w:p>
+        </w:tc>
+        <w:tc>
+          <w:p>
+            <w:r>
+              <w:t>8</w:t>
+            </w:r>
+          </w:p>
+        </w:tc>
+        <w:tc>
+          <w:p>
+            <w:r>
+              <w:t>Giá trị: ______; Nguồn/trang: ______</w:t>
+            </w:r>
+          </w:p>
+        </w:tc>
+      </w:tr>
+      <w:tr>
+        <w:tc>
+          <w:p>
+            <w:r>
+              <w:t>TX2 Reference Modulation · Đơn vị: % · ≥ 0 · ≤ 100</w:t>
+            </w:r>
+          </w:p>
+        </w:tc>
+        <w:tc>
+          <w:p>
+            <w:r>
+              <w:t>30</w:t>
+            </w:r>
+          </w:p>
+        </w:tc>
+        <w:tc>
+          <w:p>
+            <w:r>
+              <w:t>Giá trị: ______; Nguồn/trang: ______</w:t>
+            </w:r>
+          </w:p>
+        </w:tc>
+      </w:tr>
+      <w:tr>
+        <w:tc>
+          <w:p>
+            <w:r>
+              <w:t>TX2 SBO RF Level · Đơn vị: % · ≥ 0 · ≤ 100</w:t>
+            </w:r>
+          </w:p>
+        </w:tc>
+        <w:tc>
+          <w:p>
+            <w:r>
+              <w:t>47</w:t>
+            </w:r>
+          </w:p>
+        </w:tc>
+        <w:tc>
+          <w:p>
+            <w:r>
+              <w:t>Giá trị: ______; Nguồn/trang: ______</w:t>
+            </w:r>
+          </w:p>
+        </w:tc>
+      </w:tr>
+      <w:tr>
+        <w:tc>
+          <w:p>
+            <w:r>
+              <w:t>TX2 Ident Code</w:t>
+            </w:r>
+          </w:p>
+        </w:tc>
+        <w:tc>
+          <w:p>
+            <w:r>
+              <w:t>TST</w:t>
+            </w:r>
+          </w:p>
+        </w:tc>
+        <w:tc>
+          <w:p>
+            <w:r>
+              <w:t>Giá trị: ______; Nguồn/trang: ______</w:t>
+            </w:r>
+          </w:p>
+        </w:tc>
+      </w:tr>
+    </w:tbl>
+    <w:p>
+      <w:pPr>
+        <w:pStyle w:val="Heading2"/>
+      </w:pPr>
+      <w:r>
+        <w:t>Transmitter Offsets</w:t>
+      </w:r>
+    </w:p>
+    <w:tbl>
+      <w:tblPr>
+        <w:tblStyle w:val="TableGrid"/>
+        <w:tblW w:type="auto" w:w="0"/>
+        <w:tblLayout w:type="fixed"/>
+        <w:tblLook w:firstColumn="1" w:firstRow="1" w:lastColumn="0" w:lastRow="0" w:noHBand="0" w:noVBand="1" w:val="04A0"/>
+      </w:tblPr>
+      <w:tblGrid>
+        <w:gridCol w:w="5472"/>
+        <w:gridCol w:w="1656"/>
+        <w:gridCol w:w="2736"/>
+      </w:tblGrid>
+      <w:tr>
+        <w:trPr>
+          <w:tblHeader/>
+        </w:trPr>
+        <w:tc>
+          <w:tcPr>
+            <w:tcW w:type="dxa" w:w="5472"/>
+          </w:tcPr>
+          <w:p>
+            <w:r>
+              <w:rPr>
+                <w:b/>
+              </w:rPr>
+              <w:t>Thông số / đơn vị / giới hạn</w:t>
+            </w:r>
+          </w:p>
+        </w:tc>
+        <w:tc>
+          <w:tcPr>
+            <w:tcW w:type="dxa" w:w="1656"/>
+          </w:tcPr>
+          <w:p>
+            <w:r>
+              <w:rPr>
+                <w:b/>
+              </w:rPr>
+              <w:t>Mặc định mô phỏng</w:t>
+            </w:r>
+          </w:p>
+        </w:tc>
+        <w:tc>
+          <w:tcPr>
+            <w:tcW w:type="dxa" w:w="2736"/>
+          </w:tcPr>
+          <w:p>
+            <w:r>
+              <w:rPr>
+                <w:b/>
+              </w:rPr>
+              <w:t>Giá trị tài liệu / Nguồn/trang</w:t>
+            </w:r>
+          </w:p>
+        </w:tc>
+      </w:tr>
+      <w:tr>
+        <w:tc>
+          <w:p>
+            <w:r>
+              <w:t>TX1 Azimuth Angle Offset · Đơn vị: ° · ≥ -360 · ≤ 360</w:t>
+            </w:r>
+          </w:p>
+        </w:tc>
+        <w:tc>
+          <w:p>
+            <w:r>
+              <w:t>0</w:t>
+            </w:r>
+          </w:p>
+        </w:tc>
+        <w:tc>
+          <w:p>
+            <w:r>
+              <w:t>Giá trị: ______; Nguồn/trang: ______</w:t>
+            </w:r>
+          </w:p>
+        </w:tc>
+      </w:tr>
+      <w:tr>
+        <w:tc>
+          <w:p>
+            <w:r>
+              <w:t>TX1 Voice Modulation Scale · Đơn vị: % · ≥ 0 · ≤ 200</w:t>
+            </w:r>
+          </w:p>
+        </w:tc>
+        <w:tc>
+          <w:p>
+            <w:r>
+              <w:t>100</w:t>
+            </w:r>
+          </w:p>
+        </w:tc>
+        <w:tc>
+          <w:p>
+            <w:r>
+              <w:t>Giá trị: ______; Nguồn/trang: ______</w:t>
+            </w:r>
+          </w:p>
+        </w:tc>
+      </w:tr>
+      <w:tr>
+        <w:tc>
+          <w:p>
+            <w:r>
+              <w:t>TX1 Ident Modulation Scale · Đơn vị: % · ≥ 0 · ≤ 200</w:t>
+            </w:r>
+          </w:p>
+        </w:tc>
+        <w:tc>
+          <w:p>
+            <w:r>
+              <w:t>100</w:t>
+            </w:r>
+          </w:p>
+        </w:tc>
+        <w:tc>
+          <w:p>
+            <w:r>
+              <w:t>Giá trị: ______; Nguồn/trang: ______</w:t>
+            </w:r>
+          </w:p>
+        </w:tc>
+      </w:tr>
+      <w:tr>
+        <w:tc>
+          <w:p>
+            <w:r>
+              <w:t>TX1 Reference Modulation Scale · Đơn vị: % · ≥ 0 · ≤ 200</w:t>
+            </w:r>
+          </w:p>
+        </w:tc>
+        <w:tc>
+          <w:p>
+            <w:r>
+              <w:t>100</w:t>
+            </w:r>
+          </w:p>
+        </w:tc>
+        <w:tc>
+          <w:p>
+            <w:r>
+              <w:t>Giá trị: ______; Nguồn/trang: ______</w:t>
+            </w:r>
+          </w:p>
+        </w:tc>
+      </w:tr>
+      <w:tr>
+        <w:tc>
+          <w:p>
+            <w:r>
+              <w:t>TX1 Sideband 1-2 Phase Offset · Đơn vị: ° · ≥ -180 · ≤ 180</w:t>
+            </w:r>
+          </w:p>
+        </w:tc>
+        <w:tc>
+          <w:p>
+            <w:r>
+              <w:t>0</w:t>
+            </w:r>
+          </w:p>
+        </w:tc>
+        <w:tc>
+          <w:p>
+            <w:r>
+              <w:t>Giá trị: ______; Nguồn/trang: ______</w:t>
+            </w:r>
+          </w:p>
+        </w:tc>
+      </w:tr>
+      <w:tr>
+        <w:tc>
+          <w:p>
+            <w:r>
+              <w:t>TX1 Sideband 3-4 Phase Offset · Đơn vị: ° · ≥ -180 · ≤ 180</w:t>
+            </w:r>
+          </w:p>
+        </w:tc>
+        <w:tc>
+          <w:p>
+            <w:r>
+              <w:t>0</w:t>
+            </w:r>
+          </w:p>
+        </w:tc>
+        <w:tc>
+          <w:p>
+            <w:r>
+              <w:t>Giá trị: ______; Nguồn/trang: ______</w:t>
+            </w:r>
+          </w:p>
+        </w:tc>
+      </w:tr>
+      <w:tr>
+        <w:tc>
+          <w:p>
+            <w:r>
+              <w:t>TX1 Carrier-Sideband Phase Offset · Đơn vị: ° · ≥ -180 · ≤ 180</w:t>
+            </w:r>
+          </w:p>
+        </w:tc>
+        <w:tc>
+          <w:p>
+            <w:r>
+              <w:t>0</w:t>
+            </w:r>
+          </w:p>
+        </w:tc>
+        <w:tc>
+          <w:p>
+            <w:r>
+              <w:t>Giá trị: ______; Nguồn/trang: ______</w:t>
+            </w:r>
+          </w:p>
+        </w:tc>
+      </w:tr>
+      <w:tr>
+        <w:tc>
+          <w:p>
+            <w:r>
+              <w:t>TX2 Azimuth Angle Offset · Đơn vị: ° · ≥ -360 · ≤ 360</w:t>
+            </w:r>
+          </w:p>
+        </w:tc>
+        <w:tc>
+          <w:p>
+            <w:r>
+              <w:t>0</w:t>
+            </w:r>
+          </w:p>
+        </w:tc>
+        <w:tc>
+          <w:p>
+            <w:r>
+              <w:t>Giá trị: ______; Nguồn/trang: ______</w:t>
+            </w:r>
+          </w:p>
+        </w:tc>
+      </w:tr>
+      <w:tr>
+        <w:tc>
+          <w:p>
+            <w:r>
+              <w:t>TX2 Voice Modulation Scale · Đơn vị: % · ≥ 0 · ≤ 200</w:t>
+            </w:r>
+          </w:p>
+        </w:tc>
+        <w:tc>
+          <w:p>
+            <w:r>
+              <w:t>100</w:t>
+            </w:r>
+          </w:p>
+        </w:tc>
+        <w:tc>
+          <w:p>
+            <w:r>
+              <w:t>Giá trị: ______; Nguồn/trang: ______</w:t>
+            </w:r>
+          </w:p>
+        </w:tc>
+      </w:tr>
+      <w:tr>
+        <w:tc>
+          <w:p>
+            <w:r>
+              <w:t>TX2 Ident Modulation Scale · Đơn vị: % · ≥ 0 · ≤ 200</w:t>
+            </w:r>
+          </w:p>
+        </w:tc>
+        <w:tc>
+          <w:p>
+            <w:r>
+              <w:t>100</w:t>
+            </w:r>
+          </w:p>
+        </w:tc>
+        <w:tc>
+          <w:p>
+            <w:r>
+              <w:t>Giá trị: ______; Nguồn/trang: ______</w:t>
+            </w:r>
+          </w:p>
+        </w:tc>
+      </w:tr>
+      <w:tr>
+        <w:tc>
+          <w:p>
+            <w:r>
+              <w:t>TX2 Reference Modulation Scale · Đơn vị: % · ≥ 0 · ≤ 200</w:t>
+            </w:r>
+          </w:p>
+        </w:tc>
+        <w:tc>
+          <w:p>
+            <w:r>
+              <w:t>100</w:t>
+            </w:r>
+          </w:p>
+        </w:tc>
+        <w:tc>
+          <w:p>
+            <w:r>
+              <w:t>Giá trị: ______; Nguồn/trang: ______</w:t>
+            </w:r>
+          </w:p>
+        </w:tc>
+      </w:tr>
+      <w:tr>
+        <w:tc>
+          <w:p>
+            <w:r>
+              <w:t>TX2 Sideband 1-2 Phase Offset · Đơn vị: ° · ≥ -180 · ≤ 180</w:t>
+            </w:r>
+          </w:p>
+        </w:tc>
+        <w:tc>
+          <w:p>
+            <w:r>
+              <w:t>0</w:t>
+            </w:r>
+          </w:p>
+        </w:tc>
+        <w:tc>
+          <w:p>
+            <w:r>
+              <w:t>Giá trị: ______; Nguồn/trang: ______</w:t>
+            </w:r>
+          </w:p>
+        </w:tc>
+      </w:tr>
+      <w:tr>
+        <w:tc>
+          <w:p>
+            <w:r>
+              <w:t>TX2 Sideband 3-4 Phase Offset · Đơn vị: ° · ≥ -180 · ≤ 180</w:t>
+            </w:r>
+          </w:p>
+        </w:tc>
+        <w:tc>
+          <w:p>
+            <w:r>
+              <w:t>0</w:t>
+            </w:r>
+          </w:p>
+        </w:tc>
+        <w:tc>
+          <w:p>
+            <w:r>
+              <w:t>Giá trị: ______; Nguồn/trang: ______</w:t>
+            </w:r>
+          </w:p>
+        </w:tc>
+      </w:tr>
+      <w:tr>
+        <w:tc>
+          <w:p>
+            <w:r>
+              <w:t>TX2 Carrier-Sideband Phase Offset · Đơn vị: ° · ≥ -180 · ≤ 180</w:t>
+            </w:r>
+          </w:p>
+        </w:tc>
+        <w:tc>
+          <w:p>
+            <w:r>
+              <w:t>0</w:t>
+            </w:r>
+          </w:p>
+        </w:tc>
+        <w:tc>
+          <w:p>
+            <w:r>
+              <w:t>Giá trị: ______; Nguồn/trang: ______</w:t>
+            </w:r>
+          </w:p>
+        </w:tc>
+      </w:tr>
+    </w:tbl>
+    <w:p>
+      <w:pPr>
+        <w:pStyle w:val="Heading1"/>
+      </w:pPr>
+      <w:r>
+        <w:t>C. Tham khảo các bước tiếp theo — không bắt buộc điền trong Word</w:t>
+      </w:r>
+    </w:p>
+    <w:p>
+      <w:r>
+        <w:t>Tên, mô tả, độ khó và các mục sau có thể điền trong modal. Đây chỉ là ghi chú tùy chọn, không phải yêu cầu phải điền lỗi hay đáp án trong tài liệu nền.</w:t>
+      </w:r>
+    </w:p>
+    <w:p>
+      <w:r>
+        <w:t>1. Trạng thái khởi đầu: xem các giá trị nền đã chuẩn hóa; kiểm tra nguồn và xác nhận từng nhóm trong trình hướng dẫn.</w:t>
+      </w:r>
+    </w:p>
+    <w:p>
+      <w:r>
+        <w:t>2. Lỗi đưa vào: chọn lỗi hoặc yêu cầu tình huống mà đúng thiết bị hỗ trợ trong modal; không dùng cột thông số nền để ghi giá trị gây lỗi.</w:t>
+      </w:r>
+    </w:p>
+    <w:p>
+      <w:r>
+        <w:t>3. Điều kiện đạt: đặt mục tiêu bài tập trong modal; không thay ngưỡng bảo vệ để né lỗi.</w:t>
+      </w:r>
+    </w:p>
+    <w:p>
+      <w:r>
+        <w:t>4. Chẩn đoán hai bước: khi bài tập cần, dùng các màn hình, thao tác và phần cứng được trình hướng dẫn liệt kê; không tự đặt vị trí phần cứng.</w:t>
+      </w:r>
+    </w:p>
+    <w:p>
+      <w:r>
+        <w:t>5. Quyền chỉnh sửa của thí sinh: chọn các trường được phép sửa trong modal, rồi xem lại trước xác nhận cuối.</w:t>
+      </w:r>
+    </w:p>
+    <w:p>
+      <w:r>
+        <w:t>Các nhóm thật trong trình hướng dẫn: Thông tin kịch bản; 1. Trạng thái khởi đầu; 2. Lỗi đưa vào; 3. Điều kiện đạt; 4. Chẩn đoán hai bước; 5. Quyền chỉnh sửa của thí sinh.</w:t>
+      </w:r>
+    </w:p>
+    <w:p>
+      <w:r>
+        <w:t>Ghi chú tình huống tùy chọn: ______. Thông tin còn thiếu hoặc mâu thuẫn cần hỏi lại: ______.</w:t>
+      </w:r>
+    </w:p>
+    <w:p>
+      <w:r>
+        <w:t>Chỉ xác nhận cuối mới tạo kịch bản chưa xuất bản. Giám khảo xem lại trong simulator trước khi đưa vào Ôn tập/Kỳ thi; mẫu này không tự xuất bản, không chấm điểm và không xác minh khôi phục.</w:t>
       </w:r>
     </w:p>
     <w:sectPr>
-      <w:headerReference w:type="default" r:id="rId1"/>
-      <w:footerReference w:type="default" r:id="rId4"/>
-      <w:pgSz w:w="12240" w:h="15840"/>
-      <w:pgMar w:top="936" w:right="1008" w:bottom="936" w:left="1008" w:header="720" w:footer="720" w:gutter="0"/>
+      <w:pgSz w:w="11909" w:h="16834"/>
+      <w:pgMar w:top="864" w:right="936" w:bottom="864" w:left="936" w:header="720" w:footer="720" w:gutter="0"/>
       <w:cols w:space="720"/>
       <w:docGrid w:linePitch="360"/>
     </w:sectPr>
   </w:body>
 </w:document>
-</file>
-
-<file path=word/footer1.xml><?xml version="1.0" encoding="utf-8"?>
-<w:ftr xmlns:m="http://schemas.openxmlformats.org/officeDocument/2006/math" xmlns:mc="http://schemas.openxmlformats.org/markup-compatibility/2006" xmlns:mo="http://schemas.microsoft.com/office/mac/office/2008/main" xmlns:mv="urn:schemas-microsoft-com:mac:vml" xmlns:o="urn:schemas-microsoft-com:office:office" xmlns:r="http://schemas.openxmlformats.org/officeDocument/2006/relationships" xmlns:v="urn:schemas-microsoft-com:vml" xmlns:w10="urn:schemas-microsoft-com:office:word" xmlns:w14="http://schemas.microsoft.com/office/word/2010/wordml" xmlns:w="http://schemas.openxmlformats.org/wordprocessingml/2006/main" xmlns:wne="http://schemas.microsoft.com/office/word/2006/wordml" xmlns:wp14="http://schemas.microsoft.com/office/word/2010/wordprocessingDrawing" xmlns:wp="http://schemas.openxmlformats.org/drawingml/2006/wordprocessingDrawing" xmlns:wpc="http://schemas.microsoft.com/office/word/2010/wordprocessingCanvas" xmlns:wpg="http://schemas.microsoft.com/office/word/2010/wordprocessingGroup" xmlns:wpi="http://schemas.microsoft.com/office/word/2010/wordprocessingInk" xmlns:wps="http://schemas.microsoft.com/office/word/2010/wordprocessingShape" mc:Ignorable="w14 wp14">
-  <w:p>
-    <w:pPr>
-      <w:pStyle w:val="Footer"/>
-    </w:pPr>
-  </w:p>
-</w:ftr>
-</file>
-
-<file path=word/header1.xml><?xml version="1.0" encoding="utf-8"?>
-<w:hdr xmlns:m="http://schemas.openxmlformats.org/officeDocument/2006/math" xmlns:mc="http://schemas.openxmlformats.org/markup-compatibility/2006" xmlns:mo="http://schemas.microsoft.com/office/mac/office/2008/main" xmlns:mv="urn:schemas-microsoft-com:mac:vml" xmlns:o="urn:schemas-microsoft-com:office:office" xmlns:r="http://schemas.openxmlformats.org/officeDocument/2006/relationships" xmlns:v="urn:schemas-microsoft-com:vml" xmlns:w10="urn:schemas-microsoft-com:office:word" xmlns:w14="http://schemas.microsoft.com/office/word/2010/wordml" xmlns:w="http://schemas.openxmlformats.org/wordprocessingml/2006/main" xmlns:wne="http://schemas.microsoft.com/office/word/2006/wordml" xmlns:wp14="http://schemas.microsoft.com/office/word/2010/wordprocessingDrawing" xmlns:wp="http://schemas.openxmlformats.org/drawingml/2006/wordprocessingDrawing" xmlns:wpc="http://schemas.microsoft.com/office/word/2010/wordprocessingCanvas" xmlns:wpg="http://schemas.microsoft.com/office/word/2010/wordprocessingGroup" xmlns:wpi="http://schemas.microsoft.com/office/word/2010/wordprocessingInk" xmlns:wps="http://schemas.microsoft.com/office/word/2010/wordprocessingShape" mc:Ignorable="w14 wp14">
-  <w:p>
-    <w:pPr>
-      <w:pStyle w:val="Header"/>
-    </w:pPr>
-  </w:p>
-</w:hdr>
 </file>
 
 <file path=word/numbering.xml><?xml version="1.0" encoding="utf-8"?>
@@ -857,56 +5000,12 @@
     <w:qFormat/>
     <w:rsid w:val="00FC693F"/>
     <w:pPr>
-      <w:spacing w:after="100"/>
+      <w:spacing w:after="60"/>
     </w:pPr>
     <w:rPr>
       <w:rFonts w:ascii="Arial" w:hAnsi="Arial"/>
-      <w:sz w:val="20"/>
+      <w:sz w:val="18"/>
     </w:rPr>
-  </w:style>
-  <w:style w:type="paragraph" w:styleId="Header">
-    <w:name w:val="header"/>
-    <w:basedOn w:val="Normal"/>
-    <w:link w:val="HeaderChar"/>
-    <w:uiPriority w:val="99"/>
-    <w:unhideWhenUsed/>
-    <w:rsid w:val="00E618BF"/>
-    <w:pPr>
-      <w:tabs>
-        <w:tab w:val="center" w:pos="4680"/>
-        <w:tab w:val="right" w:pos="9360"/>
-      </w:tabs>
-      <w:spacing w:after="0" w:line="240" w:lineRule="auto"/>
-    </w:pPr>
-  </w:style>
-  <w:style w:type="character" w:customStyle="1" w:styleId="HeaderChar">
-    <w:name w:val="Header Char"/>
-    <w:basedOn w:val="DefaultParagraphFont"/>
-    <w:link w:val="Header"/>
-    <w:uiPriority w:val="99"/>
-    <w:rsid w:val="00E618BF"/>
-  </w:style>
-  <w:style w:type="paragraph" w:styleId="Footer">
-    <w:name w:val="footer"/>
-    <w:basedOn w:val="Normal"/>
-    <w:link w:val="FooterChar"/>
-    <w:uiPriority w:val="99"/>
-    <w:unhideWhenUsed/>
-    <w:rsid w:val="00E618BF"/>
-    <w:pPr>
-      <w:tabs>
-        <w:tab w:val="center" w:pos="4680"/>
-        <w:tab w:val="right" w:pos="9360"/>
-      </w:tabs>
-      <w:spacing w:after="0" w:line="240" w:lineRule="auto"/>
-    </w:pPr>
-  </w:style>
-  <w:style w:type="character" w:customStyle="1" w:styleId="FooterChar">
-    <w:name w:val="Footer Char"/>
-    <w:basedOn w:val="DefaultParagraphFont"/>
-    <w:link w:val="Footer"/>
-    <w:uiPriority w:val="99"/>
-    <w:rsid w:val="00E618BF"/>
   </w:style>
   <w:style w:type="paragraph" w:styleId="Heading1">
     <w:name w:val="heading 1"/>
@@ -926,9 +5025,33 @@
       <w:rFonts w:asciiTheme="majorHAnsi" w:eastAsiaTheme="majorEastAsia" w:hAnsiTheme="majorHAnsi" w:cstheme="majorBidi"/>
       <w:b/>
       <w:bCs/>
-      <w:color w:val="365F91" w:themeColor="accent1" w:themeShade="BF"/>
+      <w:color w:val="17365D"/>
       <w:sz w:val="28"/>
       <w:szCs w:val="28"/>
+    </w:rPr>
+  </w:style>
+  <w:style w:type="paragraph" w:styleId="Heading2">
+    <w:name w:val="heading 2"/>
+    <w:basedOn w:val="Normal"/>
+    <w:next w:val="Normal"/>
+    <w:link w:val="Heading2Char"/>
+    <w:uiPriority w:val="9"/>
+    <w:unhideWhenUsed/>
+    <w:qFormat/>
+    <w:rsid w:val="00FC693F"/>
+    <w:pPr>
+      <w:keepNext/>
+      <w:keepLines/>
+      <w:spacing w:before="200" w:after="0"/>
+      <w:outlineLvl w:val="1"/>
+    </w:pPr>
+    <w:rPr>
+      <w:rFonts w:asciiTheme="majorHAnsi" w:eastAsiaTheme="majorEastAsia" w:hAnsiTheme="majorHAnsi" w:cstheme="majorBidi"/>
+      <w:b/>
+      <w:bCs/>
+      <w:color w:val="17365D"/>
+      <w:sz w:val="26"/>
+      <w:szCs w:val="26"/>
     </w:rPr>
   </w:style>
   <w:style w:type="character" w:default="1" w:styleId="DefaultParagraphFont">
@@ -971,6 +5094,21 @@
       <w:color w:val="365F91" w:themeColor="accent1" w:themeShade="BF"/>
       <w:sz w:val="28"/>
       <w:szCs w:val="28"/>
+    </w:rPr>
+  </w:style>
+  <w:style w:type="character" w:customStyle="1" w:styleId="Heading2Char">
+    <w:name w:val="Heading 2 Char"/>
+    <w:basedOn w:val="DefaultParagraphFont"/>
+    <w:link w:val="Heading2"/>
+    <w:uiPriority w:val="9"/>
+    <w:rsid w:val="00FC693F"/>
+    <w:rPr>
+      <w:rFonts w:asciiTheme="majorHAnsi" w:eastAsiaTheme="majorEastAsia" w:hAnsiTheme="majorHAnsi" w:cstheme="majorBidi"/>
+      <w:b/>
+      <w:bCs/>
+      <w:color w:val="4F81BD" w:themeColor="accent1"/>
+      <w:sz w:val="26"/>
+      <w:szCs w:val="26"/>
     </w:rPr>
   </w:style>
   <w:style w:type="paragraph" w:styleId="Title">
